--- a/IT105_THI_CUOI_MON_08.docx
+++ b/IT105_THI_CUOI_MON_08.docx
@@ -34,7 +34,23 @@
         <w:jc w:val="left"/>
       </w:pPr>
       <w:r>
-        <w:t>1. xác định actor</w:t>
+        <w:t xml:space="preserve">1. </w:t>
+      </w:r>
+      <w:proofErr w:type="spellStart"/>
+      <w:r>
+        <w:t>xác</w:t>
+      </w:r>
+      <w:proofErr w:type="spellEnd"/>
+      <w:r>
+        <w:t xml:space="preserve"> </w:t>
+      </w:r>
+      <w:proofErr w:type="spellStart"/>
+      <w:r>
+        <w:t>định</w:t>
+      </w:r>
+      <w:proofErr w:type="spellEnd"/>
+      <w:r>
+        <w:t xml:space="preserve"> actor</w:t>
       </w:r>
     </w:p>
     <w:tbl>
@@ -70,8 +86,13 @@
             <w:pPr>
               <w:jc w:val="left"/>
             </w:pPr>
-            <w:r>
-              <w:t>Tên actor</w:t>
+            <w:proofErr w:type="spellStart"/>
+            <w:r>
+              <w:t>Tên</w:t>
+            </w:r>
+            <w:proofErr w:type="spellEnd"/>
+            <w:r>
+              <w:t xml:space="preserve"> actor</w:t>
             </w:r>
           </w:p>
         </w:tc>
@@ -84,8 +105,13 @@
               <w:jc w:val="left"/>
             </w:pPr>
             <w:r>
-              <w:t>Vai trò</w:t>
-            </w:r>
+              <w:t xml:space="preserve">Vai </w:t>
+            </w:r>
+            <w:proofErr w:type="spellStart"/>
+            <w:r>
+              <w:t>trò</w:t>
+            </w:r>
+            <w:proofErr w:type="spellEnd"/>
           </w:p>
         </w:tc>
       </w:tr>
@@ -99,8 +125,13 @@
               <w:jc w:val="left"/>
             </w:pPr>
             <w:r>
-              <w:t>Actor chính</w:t>
-            </w:r>
+              <w:t xml:space="preserve">Actor </w:t>
+            </w:r>
+            <w:proofErr w:type="spellStart"/>
+            <w:r>
+              <w:t>chính</w:t>
+            </w:r>
+            <w:proofErr w:type="spellEnd"/>
           </w:p>
         </w:tc>
         <w:tc>
@@ -111,9 +142,19 @@
             <w:pPr>
               <w:jc w:val="left"/>
             </w:pPr>
-            <w:r>
-              <w:t>Khách hàng</w:t>
-            </w:r>
+            <w:proofErr w:type="spellStart"/>
+            <w:r>
+              <w:t>Khách</w:t>
+            </w:r>
+            <w:proofErr w:type="spellEnd"/>
+            <w:r>
+              <w:t xml:space="preserve"> </w:t>
+            </w:r>
+            <w:proofErr w:type="spellStart"/>
+            <w:r>
+              <w:t>hàng</w:t>
+            </w:r>
+            <w:proofErr w:type="spellEnd"/>
           </w:p>
         </w:tc>
         <w:tc>
@@ -124,9 +165,51 @@
             <w:pPr>
               <w:jc w:val="left"/>
             </w:pPr>
-            <w:r>
-              <w:t>sử dụng hệ thống thuê xe</w:t>
-            </w:r>
+            <w:proofErr w:type="spellStart"/>
+            <w:r>
+              <w:t>sử</w:t>
+            </w:r>
+            <w:proofErr w:type="spellEnd"/>
+            <w:r>
+              <w:t xml:space="preserve"> </w:t>
+            </w:r>
+            <w:proofErr w:type="spellStart"/>
+            <w:r>
+              <w:t>dụng</w:t>
+            </w:r>
+            <w:proofErr w:type="spellEnd"/>
+            <w:r>
+              <w:t xml:space="preserve"> </w:t>
+            </w:r>
+            <w:proofErr w:type="spellStart"/>
+            <w:r>
+              <w:t>hệ</w:t>
+            </w:r>
+            <w:proofErr w:type="spellEnd"/>
+            <w:r>
+              <w:t xml:space="preserve"> </w:t>
+            </w:r>
+            <w:proofErr w:type="spellStart"/>
+            <w:r>
+              <w:t>thống</w:t>
+            </w:r>
+            <w:proofErr w:type="spellEnd"/>
+            <w:r>
+              <w:t xml:space="preserve"> </w:t>
+            </w:r>
+            <w:proofErr w:type="spellStart"/>
+            <w:r>
+              <w:t>thuê</w:t>
+            </w:r>
+            <w:proofErr w:type="spellEnd"/>
+            <w:r>
+              <w:t xml:space="preserve"> </w:t>
+            </w:r>
+            <w:proofErr w:type="spellStart"/>
+            <w:r>
+              <w:t>xe</w:t>
+            </w:r>
+            <w:proofErr w:type="spellEnd"/>
           </w:p>
         </w:tc>
       </w:tr>
@@ -140,8 +223,13 @@
               <w:jc w:val="left"/>
             </w:pPr>
             <w:r>
-              <w:t>Actor phụ</w:t>
-            </w:r>
+              <w:t xml:space="preserve">Actor </w:t>
+            </w:r>
+            <w:proofErr w:type="spellStart"/>
+            <w:r>
+              <w:t>phụ</w:t>
+            </w:r>
+            <w:proofErr w:type="spellEnd"/>
           </w:p>
         </w:tc>
         <w:tc>
@@ -152,9 +240,43 @@
             <w:pPr>
               <w:jc w:val="left"/>
             </w:pPr>
-            <w:r>
-              <w:t>Hệ thống cho thuê xe</w:t>
-            </w:r>
+            <w:proofErr w:type="spellStart"/>
+            <w:r>
+              <w:t>Hệ</w:t>
+            </w:r>
+            <w:proofErr w:type="spellEnd"/>
+            <w:r>
+              <w:t xml:space="preserve"> </w:t>
+            </w:r>
+            <w:proofErr w:type="spellStart"/>
+            <w:r>
+              <w:t>thống</w:t>
+            </w:r>
+            <w:proofErr w:type="spellEnd"/>
+            <w:r>
+              <w:t xml:space="preserve"> </w:t>
+            </w:r>
+            <w:proofErr w:type="spellStart"/>
+            <w:r>
+              <w:t>cho</w:t>
+            </w:r>
+            <w:proofErr w:type="spellEnd"/>
+            <w:r>
+              <w:t xml:space="preserve"> </w:t>
+            </w:r>
+            <w:proofErr w:type="spellStart"/>
+            <w:r>
+              <w:t>thuê</w:t>
+            </w:r>
+            <w:proofErr w:type="spellEnd"/>
+            <w:r>
+              <w:t xml:space="preserve"> </w:t>
+            </w:r>
+            <w:proofErr w:type="spellStart"/>
+            <w:r>
+              <w:t>xe</w:t>
+            </w:r>
+            <w:proofErr w:type="spellEnd"/>
           </w:p>
         </w:tc>
         <w:tc>
@@ -165,9 +287,91 @@
             <w:pPr>
               <w:jc w:val="left"/>
             </w:pPr>
-            <w:r>
-              <w:t>Chứa các chức năng dành cho người dùng để thuê xe</w:t>
-            </w:r>
+            <w:proofErr w:type="spellStart"/>
+            <w:r>
+              <w:t>Chứa</w:t>
+            </w:r>
+            <w:proofErr w:type="spellEnd"/>
+            <w:r>
+              <w:t xml:space="preserve"> </w:t>
+            </w:r>
+            <w:proofErr w:type="spellStart"/>
+            <w:r>
+              <w:t>các</w:t>
+            </w:r>
+            <w:proofErr w:type="spellEnd"/>
+            <w:r>
+              <w:t xml:space="preserve"> </w:t>
+            </w:r>
+            <w:proofErr w:type="spellStart"/>
+            <w:r>
+              <w:t>chức</w:t>
+            </w:r>
+            <w:proofErr w:type="spellEnd"/>
+            <w:r>
+              <w:t xml:space="preserve"> </w:t>
+            </w:r>
+            <w:proofErr w:type="spellStart"/>
+            <w:r>
+              <w:t>năng</w:t>
+            </w:r>
+            <w:proofErr w:type="spellEnd"/>
+            <w:r>
+              <w:t xml:space="preserve"> </w:t>
+            </w:r>
+            <w:proofErr w:type="spellStart"/>
+            <w:r>
+              <w:t>dành</w:t>
+            </w:r>
+            <w:proofErr w:type="spellEnd"/>
+            <w:r>
+              <w:t xml:space="preserve"> </w:t>
+            </w:r>
+            <w:proofErr w:type="spellStart"/>
+            <w:r>
+              <w:t>cho</w:t>
+            </w:r>
+            <w:proofErr w:type="spellEnd"/>
+            <w:r>
+              <w:t xml:space="preserve"> </w:t>
+            </w:r>
+            <w:proofErr w:type="spellStart"/>
+            <w:r>
+              <w:t>người</w:t>
+            </w:r>
+            <w:proofErr w:type="spellEnd"/>
+            <w:r>
+              <w:t xml:space="preserve"> </w:t>
+            </w:r>
+            <w:proofErr w:type="spellStart"/>
+            <w:r>
+              <w:t>dùng</w:t>
+            </w:r>
+            <w:proofErr w:type="spellEnd"/>
+            <w:r>
+              <w:t xml:space="preserve"> </w:t>
+            </w:r>
+            <w:proofErr w:type="spellStart"/>
+            <w:r>
+              <w:t>để</w:t>
+            </w:r>
+            <w:proofErr w:type="spellEnd"/>
+            <w:r>
+              <w:t xml:space="preserve"> </w:t>
+            </w:r>
+            <w:proofErr w:type="spellStart"/>
+            <w:r>
+              <w:t>thuê</w:t>
+            </w:r>
+            <w:proofErr w:type="spellEnd"/>
+            <w:r>
+              <w:t xml:space="preserve"> </w:t>
+            </w:r>
+            <w:proofErr w:type="spellStart"/>
+            <w:r>
+              <w:t>xe</w:t>
+            </w:r>
+            <w:proofErr w:type="spellEnd"/>
           </w:p>
         </w:tc>
       </w:tr>
@@ -182,8 +386,61 @@
         <w:jc w:val="left"/>
       </w:pPr>
       <w:r>
-        <w:t>2. yêu cầu chức năng và phi chức năng</w:t>
-      </w:r>
+        <w:t xml:space="preserve">2. </w:t>
+      </w:r>
+      <w:proofErr w:type="spellStart"/>
+      <w:r>
+        <w:t>yêu</w:t>
+      </w:r>
+      <w:proofErr w:type="spellEnd"/>
+      <w:r>
+        <w:t xml:space="preserve"> </w:t>
+      </w:r>
+      <w:proofErr w:type="spellStart"/>
+      <w:r>
+        <w:t>cầu</w:t>
+      </w:r>
+      <w:proofErr w:type="spellEnd"/>
+      <w:r>
+        <w:t xml:space="preserve"> </w:t>
+      </w:r>
+      <w:proofErr w:type="spellStart"/>
+      <w:r>
+        <w:t>chức</w:t>
+      </w:r>
+      <w:proofErr w:type="spellEnd"/>
+      <w:r>
+        <w:t xml:space="preserve"> </w:t>
+      </w:r>
+      <w:proofErr w:type="spellStart"/>
+      <w:r>
+        <w:t>năng</w:t>
+      </w:r>
+      <w:proofErr w:type="spellEnd"/>
+      <w:r>
+        <w:t xml:space="preserve"> </w:t>
+      </w:r>
+      <w:proofErr w:type="spellStart"/>
+      <w:r>
+        <w:t>và</w:t>
+      </w:r>
+      <w:proofErr w:type="spellEnd"/>
+      <w:r>
+        <w:t xml:space="preserve"> phi </w:t>
+      </w:r>
+      <w:proofErr w:type="spellStart"/>
+      <w:r>
+        <w:t>chức</w:t>
+      </w:r>
+      <w:proofErr w:type="spellEnd"/>
+      <w:r>
+        <w:t xml:space="preserve"> </w:t>
+      </w:r>
+      <w:proofErr w:type="spellStart"/>
+      <w:r>
+        <w:t>năng</w:t>
+      </w:r>
+      <w:proofErr w:type="spellEnd"/>
     </w:p>
     <w:tbl>
       <w:tblPr>
@@ -205,9 +462,11 @@
             <w:pPr>
               <w:jc w:val="left"/>
             </w:pPr>
+            <w:proofErr w:type="spellStart"/>
             <w:r>
               <w:t>Loại</w:t>
             </w:r>
+            <w:proofErr w:type="spellEnd"/>
           </w:p>
         </w:tc>
         <w:tc>
@@ -218,9 +477,11 @@
             <w:pPr>
               <w:jc w:val="left"/>
             </w:pPr>
+            <w:proofErr w:type="spellStart"/>
             <w:r>
               <w:t>mã</w:t>
             </w:r>
+            <w:proofErr w:type="spellEnd"/>
           </w:p>
         </w:tc>
         <w:tc>
@@ -231,8 +492,13 @@
             <w:pPr>
               <w:jc w:val="left"/>
             </w:pPr>
-            <w:r>
-              <w:t>Nội dung</w:t>
+            <w:proofErr w:type="spellStart"/>
+            <w:r>
+              <w:t>Nội</w:t>
+            </w:r>
+            <w:proofErr w:type="spellEnd"/>
+            <w:r>
+              <w:t xml:space="preserve"> dung</w:t>
             </w:r>
           </w:p>
         </w:tc>
@@ -246,9 +512,19 @@
             <w:pPr>
               <w:jc w:val="left"/>
             </w:pPr>
-            <w:r>
-              <w:t>Chức năng</w:t>
-            </w:r>
+            <w:proofErr w:type="spellStart"/>
+            <w:r>
+              <w:t>Chức</w:t>
+            </w:r>
+            <w:proofErr w:type="spellEnd"/>
+            <w:r>
+              <w:t xml:space="preserve"> </w:t>
+            </w:r>
+            <w:proofErr w:type="spellStart"/>
+            <w:r>
+              <w:t>năng</w:t>
+            </w:r>
+            <w:proofErr w:type="spellEnd"/>
           </w:p>
         </w:tc>
         <w:tc>
@@ -272,9 +548,19 @@
             <w:pPr>
               <w:jc w:val="left"/>
             </w:pPr>
-            <w:r>
-              <w:t>Đăng nhập</w:t>
-            </w:r>
+            <w:proofErr w:type="spellStart"/>
+            <w:r>
+              <w:t>Đăng</w:t>
+            </w:r>
+            <w:proofErr w:type="spellEnd"/>
+            <w:r>
+              <w:t xml:space="preserve"> </w:t>
+            </w:r>
+            <w:proofErr w:type="spellStart"/>
+            <w:r>
+              <w:t>nhập</w:t>
+            </w:r>
+            <w:proofErr w:type="spellEnd"/>
           </w:p>
         </w:tc>
       </w:tr>
@@ -287,9 +573,19 @@
             <w:pPr>
               <w:jc w:val="left"/>
             </w:pPr>
-            <w:r>
-              <w:t>Chức năng</w:t>
-            </w:r>
+            <w:proofErr w:type="spellStart"/>
+            <w:r>
+              <w:t>Chức</w:t>
+            </w:r>
+            <w:proofErr w:type="spellEnd"/>
+            <w:r>
+              <w:t xml:space="preserve"> </w:t>
+            </w:r>
+            <w:proofErr w:type="spellStart"/>
+            <w:r>
+              <w:t>năng</w:t>
+            </w:r>
+            <w:proofErr w:type="spellEnd"/>
           </w:p>
         </w:tc>
         <w:tc>
@@ -301,10 +597,7 @@
               <w:jc w:val="left"/>
             </w:pPr>
             <w:r>
-              <w:t>FR</w:t>
-            </w:r>
-            <w:r>
-              <w:t>2</w:t>
+              <w:t>FR2</w:t>
             </w:r>
           </w:p>
         </w:tc>
@@ -316,9 +609,91 @@
             <w:pPr>
               <w:jc w:val="left"/>
             </w:pPr>
-            <w:r>
-              <w:t>Chọn điểm nhận xe, ngày nhận xe và ngày trả xe</w:t>
-            </w:r>
+            <w:proofErr w:type="spellStart"/>
+            <w:r>
+              <w:t>Chọn</w:t>
+            </w:r>
+            <w:proofErr w:type="spellEnd"/>
+            <w:r>
+              <w:t xml:space="preserve"> </w:t>
+            </w:r>
+            <w:proofErr w:type="spellStart"/>
+            <w:r>
+              <w:t>điểm</w:t>
+            </w:r>
+            <w:proofErr w:type="spellEnd"/>
+            <w:r>
+              <w:t xml:space="preserve"> </w:t>
+            </w:r>
+            <w:proofErr w:type="spellStart"/>
+            <w:r>
+              <w:t>nhận</w:t>
+            </w:r>
+            <w:proofErr w:type="spellEnd"/>
+            <w:r>
+              <w:t xml:space="preserve"> </w:t>
+            </w:r>
+            <w:proofErr w:type="spellStart"/>
+            <w:r>
+              <w:t>xe</w:t>
+            </w:r>
+            <w:proofErr w:type="spellEnd"/>
+            <w:r>
+              <w:t xml:space="preserve">, </w:t>
+            </w:r>
+            <w:proofErr w:type="spellStart"/>
+            <w:r>
+              <w:t>ngày</w:t>
+            </w:r>
+            <w:proofErr w:type="spellEnd"/>
+            <w:r>
+              <w:t xml:space="preserve"> </w:t>
+            </w:r>
+            <w:proofErr w:type="spellStart"/>
+            <w:r>
+              <w:t>nhận</w:t>
+            </w:r>
+            <w:proofErr w:type="spellEnd"/>
+            <w:r>
+              <w:t xml:space="preserve"> </w:t>
+            </w:r>
+            <w:proofErr w:type="spellStart"/>
+            <w:r>
+              <w:t>xe</w:t>
+            </w:r>
+            <w:proofErr w:type="spellEnd"/>
+            <w:r>
+              <w:t xml:space="preserve"> </w:t>
+            </w:r>
+            <w:proofErr w:type="spellStart"/>
+            <w:r>
+              <w:t>và</w:t>
+            </w:r>
+            <w:proofErr w:type="spellEnd"/>
+            <w:r>
+              <w:t xml:space="preserve"> </w:t>
+            </w:r>
+            <w:proofErr w:type="spellStart"/>
+            <w:r>
+              <w:t>ngày</w:t>
+            </w:r>
+            <w:proofErr w:type="spellEnd"/>
+            <w:r>
+              <w:t xml:space="preserve"> </w:t>
+            </w:r>
+            <w:proofErr w:type="spellStart"/>
+            <w:r>
+              <w:t>trả</w:t>
+            </w:r>
+            <w:proofErr w:type="spellEnd"/>
+            <w:r>
+              <w:t xml:space="preserve"> </w:t>
+            </w:r>
+            <w:proofErr w:type="spellStart"/>
+            <w:r>
+              <w:t>xe</w:t>
+            </w:r>
+            <w:proofErr w:type="spellEnd"/>
           </w:p>
         </w:tc>
       </w:tr>
@@ -331,9 +706,19 @@
             <w:pPr>
               <w:jc w:val="left"/>
             </w:pPr>
-            <w:r>
-              <w:t>Chức năng</w:t>
-            </w:r>
+            <w:proofErr w:type="spellStart"/>
+            <w:r>
+              <w:t>Chức</w:t>
+            </w:r>
+            <w:proofErr w:type="spellEnd"/>
+            <w:r>
+              <w:t xml:space="preserve"> </w:t>
+            </w:r>
+            <w:proofErr w:type="spellStart"/>
+            <w:r>
+              <w:t>năng</w:t>
+            </w:r>
+            <w:proofErr w:type="spellEnd"/>
           </w:p>
         </w:tc>
         <w:tc>
@@ -345,10 +730,7 @@
               <w:jc w:val="left"/>
             </w:pPr>
             <w:r>
-              <w:t>FR</w:t>
-            </w:r>
-            <w:r>
-              <w:t>3</w:t>
+              <w:t>FR3</w:t>
             </w:r>
           </w:p>
         </w:tc>
@@ -361,8 +743,69 @@
               <w:jc w:val="left"/>
             </w:pPr>
             <w:r>
-              <w:t>Hiển thị xe còn trống trong thời gian chọn</w:t>
-            </w:r>
+              <w:t xml:space="preserve">Hiển </w:t>
+            </w:r>
+            <w:proofErr w:type="spellStart"/>
+            <w:r>
+              <w:t>thị</w:t>
+            </w:r>
+            <w:proofErr w:type="spellEnd"/>
+            <w:r>
+              <w:t xml:space="preserve"> </w:t>
+            </w:r>
+            <w:proofErr w:type="spellStart"/>
+            <w:r>
+              <w:t>xe</w:t>
+            </w:r>
+            <w:proofErr w:type="spellEnd"/>
+            <w:r>
+              <w:t xml:space="preserve"> </w:t>
+            </w:r>
+            <w:proofErr w:type="spellStart"/>
+            <w:r>
+              <w:t>còn</w:t>
+            </w:r>
+            <w:proofErr w:type="spellEnd"/>
+            <w:r>
+              <w:t xml:space="preserve"> </w:t>
+            </w:r>
+            <w:proofErr w:type="spellStart"/>
+            <w:r>
+              <w:t>trống</w:t>
+            </w:r>
+            <w:proofErr w:type="spellEnd"/>
+            <w:r>
+              <w:t xml:space="preserve"> </w:t>
+            </w:r>
+            <w:proofErr w:type="spellStart"/>
+            <w:r>
+              <w:t>trong</w:t>
+            </w:r>
+            <w:proofErr w:type="spellEnd"/>
+            <w:r>
+              <w:t xml:space="preserve"> </w:t>
+            </w:r>
+            <w:proofErr w:type="spellStart"/>
+            <w:r>
+              <w:t>thời</w:t>
+            </w:r>
+            <w:proofErr w:type="spellEnd"/>
+            <w:r>
+              <w:t xml:space="preserve"> </w:t>
+            </w:r>
+            <w:proofErr w:type="spellStart"/>
+            <w:r>
+              <w:t>gian</w:t>
+            </w:r>
+            <w:proofErr w:type="spellEnd"/>
+            <w:r>
+              <w:t xml:space="preserve"> </w:t>
+            </w:r>
+            <w:proofErr w:type="spellStart"/>
+            <w:r>
+              <w:t>chọn</w:t>
+            </w:r>
+            <w:proofErr w:type="spellEnd"/>
           </w:p>
         </w:tc>
       </w:tr>
@@ -375,9 +818,19 @@
             <w:pPr>
               <w:jc w:val="left"/>
             </w:pPr>
-            <w:r>
-              <w:t>Chức năng</w:t>
-            </w:r>
+            <w:proofErr w:type="spellStart"/>
+            <w:r>
+              <w:t>Chức</w:t>
+            </w:r>
+            <w:proofErr w:type="spellEnd"/>
+            <w:r>
+              <w:t xml:space="preserve"> </w:t>
+            </w:r>
+            <w:proofErr w:type="spellStart"/>
+            <w:r>
+              <w:t>năng</w:t>
+            </w:r>
+            <w:proofErr w:type="spellEnd"/>
           </w:p>
         </w:tc>
         <w:tc>
@@ -389,10 +842,7 @@
               <w:jc w:val="left"/>
             </w:pPr>
             <w:r>
-              <w:t>FR</w:t>
-            </w:r>
-            <w:r>
-              <w:t>4</w:t>
+              <w:t>FR4</w:t>
             </w:r>
           </w:p>
         </w:tc>
@@ -404,9 +854,35 @@
             <w:pPr>
               <w:jc w:val="left"/>
             </w:pPr>
-            <w:r>
-              <w:t>Chọn phụ kiện thêm</w:t>
-            </w:r>
+            <w:proofErr w:type="spellStart"/>
+            <w:r>
+              <w:t>Chọn</w:t>
+            </w:r>
+            <w:proofErr w:type="spellEnd"/>
+            <w:r>
+              <w:t xml:space="preserve"> </w:t>
+            </w:r>
+            <w:proofErr w:type="spellStart"/>
+            <w:r>
+              <w:t>phụ</w:t>
+            </w:r>
+            <w:proofErr w:type="spellEnd"/>
+            <w:r>
+              <w:t xml:space="preserve"> </w:t>
+            </w:r>
+            <w:proofErr w:type="spellStart"/>
+            <w:r>
+              <w:t>kiện</w:t>
+            </w:r>
+            <w:proofErr w:type="spellEnd"/>
+            <w:r>
+              <w:t xml:space="preserve"> </w:t>
+            </w:r>
+            <w:proofErr w:type="spellStart"/>
+            <w:r>
+              <w:t>thêm</w:t>
+            </w:r>
+            <w:proofErr w:type="spellEnd"/>
           </w:p>
         </w:tc>
       </w:tr>
@@ -422,9 +898,19 @@
             <w:r>
               <w:t xml:space="preserve">Phi </w:t>
             </w:r>
-            <w:r>
-              <w:t>Chức năng</w:t>
-            </w:r>
+            <w:proofErr w:type="spellStart"/>
+            <w:r>
+              <w:t>Chức</w:t>
+            </w:r>
+            <w:proofErr w:type="spellEnd"/>
+            <w:r>
+              <w:t xml:space="preserve"> </w:t>
+            </w:r>
+            <w:proofErr w:type="spellStart"/>
+            <w:r>
+              <w:t>năng</w:t>
+            </w:r>
+            <w:proofErr w:type="spellEnd"/>
           </w:p>
         </w:tc>
         <w:tc>
@@ -436,10 +922,7 @@
               <w:jc w:val="left"/>
             </w:pPr>
             <w:r>
-              <w:t>N</w:t>
-            </w:r>
-            <w:r>
-              <w:t>FR1</w:t>
+              <w:t>NFR1</w:t>
             </w:r>
           </w:p>
         </w:tc>
@@ -451,8 +934,45 @@
             <w:pPr>
               <w:jc w:val="left"/>
             </w:pPr>
-            <w:r>
-              <w:t>Hệ thống phản hồi dưới 2s</w:t>
+            <w:proofErr w:type="spellStart"/>
+            <w:r>
+              <w:t>Hệ</w:t>
+            </w:r>
+            <w:proofErr w:type="spellEnd"/>
+            <w:r>
+              <w:t xml:space="preserve"> </w:t>
+            </w:r>
+            <w:proofErr w:type="spellStart"/>
+            <w:r>
+              <w:t>thống</w:t>
+            </w:r>
+            <w:proofErr w:type="spellEnd"/>
+            <w:r>
+              <w:t xml:space="preserve"> </w:t>
+            </w:r>
+            <w:proofErr w:type="spellStart"/>
+            <w:r>
+              <w:t>phản</w:t>
+            </w:r>
+            <w:proofErr w:type="spellEnd"/>
+            <w:r>
+              <w:t xml:space="preserve"> </w:t>
+            </w:r>
+            <w:proofErr w:type="spellStart"/>
+            <w:r>
+              <w:t>hồi</w:t>
+            </w:r>
+            <w:proofErr w:type="spellEnd"/>
+            <w:r>
+              <w:t xml:space="preserve"> </w:t>
+            </w:r>
+            <w:proofErr w:type="spellStart"/>
+            <w:r>
+              <w:t>dưới</w:t>
+            </w:r>
+            <w:proofErr w:type="spellEnd"/>
+            <w:r>
+              <w:t xml:space="preserve"> 2s</w:t>
             </w:r>
           </w:p>
         </w:tc>
@@ -467,8 +987,21 @@
               <w:jc w:val="left"/>
             </w:pPr>
             <w:r>
-              <w:t>Phi Chức năng</w:t>
-            </w:r>
+              <w:t xml:space="preserve">Phi </w:t>
+            </w:r>
+            <w:proofErr w:type="spellStart"/>
+            <w:r>
+              <w:t>Chức</w:t>
+            </w:r>
+            <w:proofErr w:type="spellEnd"/>
+            <w:r>
+              <w:t xml:space="preserve"> </w:t>
+            </w:r>
+            <w:proofErr w:type="spellStart"/>
+            <w:r>
+              <w:t>năng</w:t>
+            </w:r>
+            <w:proofErr w:type="spellEnd"/>
           </w:p>
         </w:tc>
         <w:tc>
@@ -480,10 +1013,7 @@
               <w:jc w:val="left"/>
             </w:pPr>
             <w:r>
-              <w:t>NFR</w:t>
-            </w:r>
-            <w:r>
-              <w:t>2</w:t>
+              <w:t>NFR2</w:t>
             </w:r>
           </w:p>
         </w:tc>
@@ -496,8 +1026,69 @@
               <w:jc w:val="left"/>
             </w:pPr>
             <w:r>
-              <w:t>Bảo mật thông tin tài khoản mỗi khi đăng nhập</w:t>
-            </w:r>
+              <w:t xml:space="preserve">Bảo </w:t>
+            </w:r>
+            <w:proofErr w:type="spellStart"/>
+            <w:r>
+              <w:t>mật</w:t>
+            </w:r>
+            <w:proofErr w:type="spellEnd"/>
+            <w:r>
+              <w:t xml:space="preserve"> </w:t>
+            </w:r>
+            <w:proofErr w:type="spellStart"/>
+            <w:r>
+              <w:t>thông</w:t>
+            </w:r>
+            <w:proofErr w:type="spellEnd"/>
+            <w:r>
+              <w:t xml:space="preserve"> tin </w:t>
+            </w:r>
+            <w:proofErr w:type="spellStart"/>
+            <w:r>
+              <w:t>tài</w:t>
+            </w:r>
+            <w:proofErr w:type="spellEnd"/>
+            <w:r>
+              <w:t xml:space="preserve"> </w:t>
+            </w:r>
+            <w:proofErr w:type="spellStart"/>
+            <w:r>
+              <w:t>khoản</w:t>
+            </w:r>
+            <w:proofErr w:type="spellEnd"/>
+            <w:r>
+              <w:t xml:space="preserve"> </w:t>
+            </w:r>
+            <w:proofErr w:type="spellStart"/>
+            <w:r>
+              <w:t>mỗi</w:t>
+            </w:r>
+            <w:proofErr w:type="spellEnd"/>
+            <w:r>
+              <w:t xml:space="preserve"> </w:t>
+            </w:r>
+            <w:proofErr w:type="spellStart"/>
+            <w:r>
+              <w:t>khi</w:t>
+            </w:r>
+            <w:proofErr w:type="spellEnd"/>
+            <w:r>
+              <w:t xml:space="preserve"> </w:t>
+            </w:r>
+            <w:proofErr w:type="spellStart"/>
+            <w:r>
+              <w:t>đăng</w:t>
+            </w:r>
+            <w:proofErr w:type="spellEnd"/>
+            <w:r>
+              <w:t xml:space="preserve"> </w:t>
+            </w:r>
+            <w:proofErr w:type="spellStart"/>
+            <w:r>
+              <w:t>nhập</w:t>
+            </w:r>
+            <w:proofErr w:type="spellEnd"/>
           </w:p>
         </w:tc>
       </w:tr>
@@ -512,7 +1103,15 @@
         <w:jc w:val="left"/>
       </w:pPr>
       <w:r>
-        <w:t>3. bảng BR mapping</w:t>
+        <w:t xml:space="preserve">3. </w:t>
+      </w:r>
+      <w:proofErr w:type="spellStart"/>
+      <w:r>
+        <w:t>bảng</w:t>
+      </w:r>
+      <w:proofErr w:type="spellEnd"/>
+      <w:r>
+        <w:t xml:space="preserve"> BR mapping</w:t>
       </w:r>
     </w:p>
     <w:tbl>
@@ -548,9 +1147,11 @@
             <w:pPr>
               <w:jc w:val="left"/>
             </w:pPr>
+            <w:proofErr w:type="spellStart"/>
             <w:r>
               <w:t>usecase</w:t>
             </w:r>
+            <w:proofErr w:type="spellEnd"/>
           </w:p>
         </w:tc>
         <w:tc>
@@ -561,9 +1162,19 @@
             <w:pPr>
               <w:jc w:val="left"/>
             </w:pPr>
-            <w:r>
-              <w:t>Tác động</w:t>
-            </w:r>
+            <w:proofErr w:type="spellStart"/>
+            <w:r>
+              <w:t>Tác</w:t>
+            </w:r>
+            <w:proofErr w:type="spellEnd"/>
+            <w:r>
+              <w:t xml:space="preserve"> </w:t>
+            </w:r>
+            <w:proofErr w:type="spellStart"/>
+            <w:r>
+              <w:t>động</w:t>
+            </w:r>
+            <w:proofErr w:type="spellEnd"/>
           </w:p>
         </w:tc>
       </w:tr>
@@ -602,32 +1213,435 @@
             <w:pPr>
               <w:jc w:val="left"/>
             </w:pPr>
-            <w:r>
-              <w:t>Thời gian thuê từ 1 đến 30 ngày; nhận xe sớm nhất sau 24 giờ kể từ lúc</w:t>
-            </w:r>
-          </w:p>
-          <w:p>
-            <w:pPr>
-              <w:jc w:val="left"/>
-            </w:pPr>
-            <w:r>
-              <w:t>đặt. Một đơn thuê thuộc một khách hàng và một xe. Khách hàng có thể có</w:t>
-            </w:r>
-          </w:p>
-          <w:p>
-            <w:pPr>
-              <w:jc w:val="left"/>
-            </w:pPr>
-            <w:r>
-              <w:t>nhiều đơn thuê; một xe có nhiều đơn thuê, nhưng các đơn của cùng một xe</w:t>
-            </w:r>
-          </w:p>
-          <w:p>
-            <w:pPr>
-              <w:jc w:val="left"/>
-            </w:pPr>
-            <w:r>
-              <w:t>không được trùng thời gian thuê.</w:t>
+            <w:proofErr w:type="spellStart"/>
+            <w:r>
+              <w:t>Thời</w:t>
+            </w:r>
+            <w:proofErr w:type="spellEnd"/>
+            <w:r>
+              <w:t xml:space="preserve"> </w:t>
+            </w:r>
+            <w:proofErr w:type="spellStart"/>
+            <w:r>
+              <w:t>gian</w:t>
+            </w:r>
+            <w:proofErr w:type="spellEnd"/>
+            <w:r>
+              <w:t xml:space="preserve"> </w:t>
+            </w:r>
+            <w:proofErr w:type="spellStart"/>
+            <w:r>
+              <w:t>thuê</w:t>
+            </w:r>
+            <w:proofErr w:type="spellEnd"/>
+            <w:r>
+              <w:t xml:space="preserve"> </w:t>
+            </w:r>
+            <w:proofErr w:type="spellStart"/>
+            <w:r>
+              <w:t>từ</w:t>
+            </w:r>
+            <w:proofErr w:type="spellEnd"/>
+            <w:r>
+              <w:t xml:space="preserve"> 1 </w:t>
+            </w:r>
+            <w:proofErr w:type="spellStart"/>
+            <w:r>
+              <w:t>đến</w:t>
+            </w:r>
+            <w:proofErr w:type="spellEnd"/>
+            <w:r>
+              <w:t xml:space="preserve"> 30 </w:t>
+            </w:r>
+            <w:proofErr w:type="spellStart"/>
+            <w:r>
+              <w:t>ngày</w:t>
+            </w:r>
+            <w:proofErr w:type="spellEnd"/>
+            <w:r>
+              <w:t xml:space="preserve">; </w:t>
+            </w:r>
+            <w:proofErr w:type="spellStart"/>
+            <w:r>
+              <w:t>nhận</w:t>
+            </w:r>
+            <w:proofErr w:type="spellEnd"/>
+            <w:r>
+              <w:t xml:space="preserve"> </w:t>
+            </w:r>
+            <w:proofErr w:type="spellStart"/>
+            <w:r>
+              <w:t>xe</w:t>
+            </w:r>
+            <w:proofErr w:type="spellEnd"/>
+            <w:r>
+              <w:t xml:space="preserve"> </w:t>
+            </w:r>
+            <w:proofErr w:type="spellStart"/>
+            <w:r>
+              <w:t>sớm</w:t>
+            </w:r>
+            <w:proofErr w:type="spellEnd"/>
+            <w:r>
+              <w:t xml:space="preserve"> </w:t>
+            </w:r>
+            <w:proofErr w:type="spellStart"/>
+            <w:r>
+              <w:t>nhất</w:t>
+            </w:r>
+            <w:proofErr w:type="spellEnd"/>
+            <w:r>
+              <w:t xml:space="preserve"> </w:t>
+            </w:r>
+            <w:proofErr w:type="spellStart"/>
+            <w:r>
+              <w:t>sau</w:t>
+            </w:r>
+            <w:proofErr w:type="spellEnd"/>
+            <w:r>
+              <w:t xml:space="preserve"> 24 </w:t>
+            </w:r>
+            <w:proofErr w:type="spellStart"/>
+            <w:r>
+              <w:t>giờ</w:t>
+            </w:r>
+            <w:proofErr w:type="spellEnd"/>
+            <w:r>
+              <w:t xml:space="preserve"> </w:t>
+            </w:r>
+            <w:proofErr w:type="spellStart"/>
+            <w:r>
+              <w:t>kể</w:t>
+            </w:r>
+            <w:proofErr w:type="spellEnd"/>
+            <w:r>
+              <w:t xml:space="preserve"> </w:t>
+            </w:r>
+            <w:proofErr w:type="spellStart"/>
+            <w:r>
+              <w:t>từ</w:t>
+            </w:r>
+            <w:proofErr w:type="spellEnd"/>
+            <w:r>
+              <w:t xml:space="preserve"> </w:t>
+            </w:r>
+            <w:proofErr w:type="spellStart"/>
+            <w:r>
+              <w:t>lúc</w:t>
+            </w:r>
+            <w:proofErr w:type="spellEnd"/>
+          </w:p>
+          <w:p>
+            <w:pPr>
+              <w:jc w:val="left"/>
+            </w:pPr>
+            <w:proofErr w:type="spellStart"/>
+            <w:r>
+              <w:t>đặt</w:t>
+            </w:r>
+            <w:proofErr w:type="spellEnd"/>
+            <w:r>
+              <w:t xml:space="preserve">. </w:t>
+            </w:r>
+            <w:proofErr w:type="spellStart"/>
+            <w:r>
+              <w:t>Một</w:t>
+            </w:r>
+            <w:proofErr w:type="spellEnd"/>
+            <w:r>
+              <w:t xml:space="preserve"> </w:t>
+            </w:r>
+            <w:proofErr w:type="spellStart"/>
+            <w:r>
+              <w:t>đơn</w:t>
+            </w:r>
+            <w:proofErr w:type="spellEnd"/>
+            <w:r>
+              <w:t xml:space="preserve"> </w:t>
+            </w:r>
+            <w:proofErr w:type="spellStart"/>
+            <w:r>
+              <w:t>thuê</w:t>
+            </w:r>
+            <w:proofErr w:type="spellEnd"/>
+            <w:r>
+              <w:t xml:space="preserve"> </w:t>
+            </w:r>
+            <w:proofErr w:type="spellStart"/>
+            <w:r>
+              <w:t>thuộc</w:t>
+            </w:r>
+            <w:proofErr w:type="spellEnd"/>
+            <w:r>
+              <w:t xml:space="preserve"> </w:t>
+            </w:r>
+            <w:proofErr w:type="spellStart"/>
+            <w:r>
+              <w:t>một</w:t>
+            </w:r>
+            <w:proofErr w:type="spellEnd"/>
+            <w:r>
+              <w:t xml:space="preserve"> </w:t>
+            </w:r>
+            <w:proofErr w:type="spellStart"/>
+            <w:r>
+              <w:t>khách</w:t>
+            </w:r>
+            <w:proofErr w:type="spellEnd"/>
+            <w:r>
+              <w:t xml:space="preserve"> </w:t>
+            </w:r>
+            <w:proofErr w:type="spellStart"/>
+            <w:r>
+              <w:t>hàng</w:t>
+            </w:r>
+            <w:proofErr w:type="spellEnd"/>
+            <w:r>
+              <w:t xml:space="preserve"> </w:t>
+            </w:r>
+            <w:proofErr w:type="spellStart"/>
+            <w:r>
+              <w:t>và</w:t>
+            </w:r>
+            <w:proofErr w:type="spellEnd"/>
+            <w:r>
+              <w:t xml:space="preserve"> </w:t>
+            </w:r>
+            <w:proofErr w:type="spellStart"/>
+            <w:r>
+              <w:t>một</w:t>
+            </w:r>
+            <w:proofErr w:type="spellEnd"/>
+            <w:r>
+              <w:t xml:space="preserve"> </w:t>
+            </w:r>
+            <w:proofErr w:type="spellStart"/>
+            <w:r>
+              <w:t>xe</w:t>
+            </w:r>
+            <w:proofErr w:type="spellEnd"/>
+            <w:r>
+              <w:t xml:space="preserve">. </w:t>
+            </w:r>
+            <w:proofErr w:type="spellStart"/>
+            <w:r>
+              <w:t>Khách</w:t>
+            </w:r>
+            <w:proofErr w:type="spellEnd"/>
+            <w:r>
+              <w:t xml:space="preserve"> </w:t>
+            </w:r>
+            <w:proofErr w:type="spellStart"/>
+            <w:r>
+              <w:t>hàng</w:t>
+            </w:r>
+            <w:proofErr w:type="spellEnd"/>
+            <w:r>
+              <w:t xml:space="preserve"> </w:t>
+            </w:r>
+            <w:proofErr w:type="spellStart"/>
+            <w:r>
+              <w:t>có</w:t>
+            </w:r>
+            <w:proofErr w:type="spellEnd"/>
+            <w:r>
+              <w:t xml:space="preserve"> </w:t>
+            </w:r>
+            <w:proofErr w:type="spellStart"/>
+            <w:r>
+              <w:t>thể</w:t>
+            </w:r>
+            <w:proofErr w:type="spellEnd"/>
+            <w:r>
+              <w:t xml:space="preserve"> </w:t>
+            </w:r>
+            <w:proofErr w:type="spellStart"/>
+            <w:r>
+              <w:t>có</w:t>
+            </w:r>
+            <w:proofErr w:type="spellEnd"/>
+          </w:p>
+          <w:p>
+            <w:pPr>
+              <w:jc w:val="left"/>
+            </w:pPr>
+            <w:proofErr w:type="spellStart"/>
+            <w:r>
+              <w:t>nhiều</w:t>
+            </w:r>
+            <w:proofErr w:type="spellEnd"/>
+            <w:r>
+              <w:t xml:space="preserve"> </w:t>
+            </w:r>
+            <w:proofErr w:type="spellStart"/>
+            <w:r>
+              <w:t>đơn</w:t>
+            </w:r>
+            <w:proofErr w:type="spellEnd"/>
+            <w:r>
+              <w:t xml:space="preserve"> </w:t>
+            </w:r>
+            <w:proofErr w:type="spellStart"/>
+            <w:r>
+              <w:t>thuê</w:t>
+            </w:r>
+            <w:proofErr w:type="spellEnd"/>
+            <w:r>
+              <w:t xml:space="preserve">; </w:t>
+            </w:r>
+            <w:proofErr w:type="spellStart"/>
+            <w:r>
+              <w:t>một</w:t>
+            </w:r>
+            <w:proofErr w:type="spellEnd"/>
+            <w:r>
+              <w:t xml:space="preserve"> </w:t>
+            </w:r>
+            <w:proofErr w:type="spellStart"/>
+            <w:r>
+              <w:t>xe</w:t>
+            </w:r>
+            <w:proofErr w:type="spellEnd"/>
+            <w:r>
+              <w:t xml:space="preserve"> </w:t>
+            </w:r>
+            <w:proofErr w:type="spellStart"/>
+            <w:r>
+              <w:t>có</w:t>
+            </w:r>
+            <w:proofErr w:type="spellEnd"/>
+            <w:r>
+              <w:t xml:space="preserve"> </w:t>
+            </w:r>
+            <w:proofErr w:type="spellStart"/>
+            <w:r>
+              <w:t>nhiều</w:t>
+            </w:r>
+            <w:proofErr w:type="spellEnd"/>
+            <w:r>
+              <w:t xml:space="preserve"> </w:t>
+            </w:r>
+            <w:proofErr w:type="spellStart"/>
+            <w:r>
+              <w:t>đơn</w:t>
+            </w:r>
+            <w:proofErr w:type="spellEnd"/>
+            <w:r>
+              <w:t xml:space="preserve"> </w:t>
+            </w:r>
+            <w:proofErr w:type="spellStart"/>
+            <w:r>
+              <w:t>thuê</w:t>
+            </w:r>
+            <w:proofErr w:type="spellEnd"/>
+            <w:r>
+              <w:t xml:space="preserve">, </w:t>
+            </w:r>
+            <w:proofErr w:type="spellStart"/>
+            <w:r>
+              <w:t>nhưng</w:t>
+            </w:r>
+            <w:proofErr w:type="spellEnd"/>
+            <w:r>
+              <w:t xml:space="preserve"> </w:t>
+            </w:r>
+            <w:proofErr w:type="spellStart"/>
+            <w:r>
+              <w:t>các</w:t>
+            </w:r>
+            <w:proofErr w:type="spellEnd"/>
+            <w:r>
+              <w:t xml:space="preserve"> </w:t>
+            </w:r>
+            <w:proofErr w:type="spellStart"/>
+            <w:r>
+              <w:t>đơn</w:t>
+            </w:r>
+            <w:proofErr w:type="spellEnd"/>
+            <w:r>
+              <w:t xml:space="preserve"> </w:t>
+            </w:r>
+            <w:proofErr w:type="spellStart"/>
+            <w:r>
+              <w:t>của</w:t>
+            </w:r>
+            <w:proofErr w:type="spellEnd"/>
+            <w:r>
+              <w:t xml:space="preserve"> </w:t>
+            </w:r>
+            <w:proofErr w:type="spellStart"/>
+            <w:r>
+              <w:t>cùng</w:t>
+            </w:r>
+            <w:proofErr w:type="spellEnd"/>
+            <w:r>
+              <w:t xml:space="preserve"> </w:t>
+            </w:r>
+            <w:proofErr w:type="spellStart"/>
+            <w:r>
+              <w:t>một</w:t>
+            </w:r>
+            <w:proofErr w:type="spellEnd"/>
+            <w:r>
+              <w:t xml:space="preserve"> </w:t>
+            </w:r>
+            <w:proofErr w:type="spellStart"/>
+            <w:r>
+              <w:t>xe</w:t>
+            </w:r>
+            <w:proofErr w:type="spellEnd"/>
+          </w:p>
+          <w:p>
+            <w:pPr>
+              <w:jc w:val="left"/>
+            </w:pPr>
+            <w:proofErr w:type="spellStart"/>
+            <w:r>
+              <w:t>không</w:t>
+            </w:r>
+            <w:proofErr w:type="spellEnd"/>
+            <w:r>
+              <w:t xml:space="preserve"> </w:t>
+            </w:r>
+            <w:proofErr w:type="spellStart"/>
+            <w:r>
+              <w:t>được</w:t>
+            </w:r>
+            <w:proofErr w:type="spellEnd"/>
+            <w:r>
+              <w:t xml:space="preserve"> </w:t>
+            </w:r>
+            <w:proofErr w:type="spellStart"/>
+            <w:r>
+              <w:t>trùng</w:t>
+            </w:r>
+            <w:proofErr w:type="spellEnd"/>
+            <w:r>
+              <w:t xml:space="preserve"> </w:t>
+            </w:r>
+            <w:proofErr w:type="spellStart"/>
+            <w:r>
+              <w:t>thời</w:t>
+            </w:r>
+            <w:proofErr w:type="spellEnd"/>
+            <w:r>
+              <w:t xml:space="preserve"> </w:t>
+            </w:r>
+            <w:proofErr w:type="spellStart"/>
+            <w:r>
+              <w:t>gian</w:t>
+            </w:r>
+            <w:proofErr w:type="spellEnd"/>
+            <w:r>
+              <w:t xml:space="preserve"> </w:t>
+            </w:r>
+            <w:proofErr w:type="spellStart"/>
+            <w:r>
+              <w:t>thuê</w:t>
+            </w:r>
+            <w:proofErr w:type="spellEnd"/>
+            <w:r>
+              <w:t>.</w:t>
             </w:r>
           </w:p>
         </w:tc>
@@ -668,38 +1682,470 @@
               <w:jc w:val="left"/>
             </w:pPr>
             <w:r>
-              <w:t xml:space="preserve"> Một đơn thuê thuộc một khách hàng và một xe. Khách hàng có thể có</w:t>
-            </w:r>
-          </w:p>
-          <w:p>
-            <w:pPr>
-              <w:jc w:val="left"/>
-            </w:pPr>
+              <w:t xml:space="preserve"> </w:t>
+            </w:r>
+            <w:proofErr w:type="spellStart"/>
+            <w:r>
+              <w:t>Một</w:t>
+            </w:r>
+            <w:proofErr w:type="spellEnd"/>
+            <w:r>
+              <w:t xml:space="preserve"> </w:t>
+            </w:r>
+            <w:proofErr w:type="spellStart"/>
+            <w:r>
+              <w:t>đơn</w:t>
+            </w:r>
+            <w:proofErr w:type="spellEnd"/>
+            <w:r>
+              <w:t xml:space="preserve"> </w:t>
+            </w:r>
+            <w:proofErr w:type="spellStart"/>
+            <w:r>
+              <w:t>thuê</w:t>
+            </w:r>
+            <w:proofErr w:type="spellEnd"/>
+            <w:r>
+              <w:t xml:space="preserve"> </w:t>
+            </w:r>
+            <w:proofErr w:type="spellStart"/>
+            <w:r>
+              <w:t>thuộc</w:t>
+            </w:r>
+            <w:proofErr w:type="spellEnd"/>
+            <w:r>
+              <w:t xml:space="preserve"> </w:t>
+            </w:r>
+            <w:proofErr w:type="spellStart"/>
+            <w:r>
+              <w:t>một</w:t>
+            </w:r>
+            <w:proofErr w:type="spellEnd"/>
+            <w:r>
+              <w:t xml:space="preserve"> </w:t>
+            </w:r>
+            <w:proofErr w:type="spellStart"/>
+            <w:r>
+              <w:t>khách</w:t>
+            </w:r>
+            <w:proofErr w:type="spellEnd"/>
+            <w:r>
+              <w:t xml:space="preserve"> </w:t>
+            </w:r>
+            <w:proofErr w:type="spellStart"/>
+            <w:r>
+              <w:t>hàng</w:t>
+            </w:r>
+            <w:proofErr w:type="spellEnd"/>
+            <w:r>
+              <w:t xml:space="preserve"> </w:t>
+            </w:r>
+            <w:proofErr w:type="spellStart"/>
+            <w:r>
+              <w:t>và</w:t>
+            </w:r>
+            <w:proofErr w:type="spellEnd"/>
+            <w:r>
+              <w:t xml:space="preserve"> </w:t>
+            </w:r>
+            <w:proofErr w:type="spellStart"/>
+            <w:r>
+              <w:t>một</w:t>
+            </w:r>
+            <w:proofErr w:type="spellEnd"/>
+            <w:r>
+              <w:t xml:space="preserve"> </w:t>
+            </w:r>
+            <w:proofErr w:type="spellStart"/>
+            <w:r>
+              <w:t>xe</w:t>
+            </w:r>
+            <w:proofErr w:type="spellEnd"/>
+            <w:r>
+              <w:t xml:space="preserve">. </w:t>
+            </w:r>
+            <w:proofErr w:type="spellStart"/>
+            <w:r>
+              <w:t>Khách</w:t>
+            </w:r>
+            <w:proofErr w:type="spellEnd"/>
+            <w:r>
+              <w:t xml:space="preserve"> </w:t>
+            </w:r>
+            <w:proofErr w:type="spellStart"/>
+            <w:r>
+              <w:t>hàng</w:t>
+            </w:r>
+            <w:proofErr w:type="spellEnd"/>
+            <w:r>
+              <w:t xml:space="preserve"> </w:t>
+            </w:r>
+            <w:proofErr w:type="spellStart"/>
+            <w:r>
+              <w:t>có</w:t>
+            </w:r>
+            <w:proofErr w:type="spellEnd"/>
+            <w:r>
+              <w:t xml:space="preserve"> </w:t>
+            </w:r>
+            <w:proofErr w:type="spellStart"/>
+            <w:r>
+              <w:t>thể</w:t>
+            </w:r>
+            <w:proofErr w:type="spellEnd"/>
+            <w:r>
+              <w:t xml:space="preserve"> </w:t>
+            </w:r>
+            <w:proofErr w:type="spellStart"/>
+            <w:r>
+              <w:t>có</w:t>
+            </w:r>
+            <w:proofErr w:type="spellEnd"/>
+          </w:p>
+          <w:p>
+            <w:pPr>
+              <w:jc w:val="left"/>
+            </w:pPr>
+            <w:proofErr w:type="spellStart"/>
             <w:r>
               <w:lastRenderedPageBreak/>
-              <w:t>nhiều đơn thuê; một xe có nhiều đơn thuê, nhưng các đơn của cùng một xe</w:t>
-            </w:r>
-          </w:p>
-          <w:p>
-            <w:pPr>
-              <w:jc w:val="left"/>
-            </w:pPr>
-            <w:r>
-              <w:t>không được trùng thời gian thuê.</w:t>
-            </w:r>
-            <w:r>
-              <w:t xml:space="preserve"> </w:t>
-            </w:r>
-            <w:r>
-              <w:t>Một đơn thuê có thể thuê thêm không hoặc nhiều phụ kiện; một phụ kiện</w:t>
-            </w:r>
-          </w:p>
-          <w:p>
-            <w:pPr>
-              <w:jc w:val="left"/>
-            </w:pPr>
-            <w:r>
-              <w:t>có trong nhiều đơn thuê.</w:t>
+              <w:t>nhiều</w:t>
+            </w:r>
+            <w:proofErr w:type="spellEnd"/>
+            <w:r>
+              <w:t xml:space="preserve"> </w:t>
+            </w:r>
+            <w:proofErr w:type="spellStart"/>
+            <w:r>
+              <w:t>đơn</w:t>
+            </w:r>
+            <w:proofErr w:type="spellEnd"/>
+            <w:r>
+              <w:t xml:space="preserve"> </w:t>
+            </w:r>
+            <w:proofErr w:type="spellStart"/>
+            <w:r>
+              <w:t>thuê</w:t>
+            </w:r>
+            <w:proofErr w:type="spellEnd"/>
+            <w:r>
+              <w:t xml:space="preserve">; </w:t>
+            </w:r>
+            <w:proofErr w:type="spellStart"/>
+            <w:r>
+              <w:t>một</w:t>
+            </w:r>
+            <w:proofErr w:type="spellEnd"/>
+            <w:r>
+              <w:t xml:space="preserve"> </w:t>
+            </w:r>
+            <w:proofErr w:type="spellStart"/>
+            <w:r>
+              <w:t>xe</w:t>
+            </w:r>
+            <w:proofErr w:type="spellEnd"/>
+            <w:r>
+              <w:t xml:space="preserve"> </w:t>
+            </w:r>
+            <w:proofErr w:type="spellStart"/>
+            <w:r>
+              <w:t>có</w:t>
+            </w:r>
+            <w:proofErr w:type="spellEnd"/>
+            <w:r>
+              <w:t xml:space="preserve"> </w:t>
+            </w:r>
+            <w:proofErr w:type="spellStart"/>
+            <w:r>
+              <w:t>nhiều</w:t>
+            </w:r>
+            <w:proofErr w:type="spellEnd"/>
+            <w:r>
+              <w:t xml:space="preserve"> </w:t>
+            </w:r>
+            <w:proofErr w:type="spellStart"/>
+            <w:r>
+              <w:t>đơn</w:t>
+            </w:r>
+            <w:proofErr w:type="spellEnd"/>
+            <w:r>
+              <w:t xml:space="preserve"> </w:t>
+            </w:r>
+            <w:proofErr w:type="spellStart"/>
+            <w:r>
+              <w:t>thuê</w:t>
+            </w:r>
+            <w:proofErr w:type="spellEnd"/>
+            <w:r>
+              <w:t xml:space="preserve">, </w:t>
+            </w:r>
+            <w:proofErr w:type="spellStart"/>
+            <w:r>
+              <w:t>nhưng</w:t>
+            </w:r>
+            <w:proofErr w:type="spellEnd"/>
+            <w:r>
+              <w:t xml:space="preserve"> </w:t>
+            </w:r>
+            <w:proofErr w:type="spellStart"/>
+            <w:r>
+              <w:t>các</w:t>
+            </w:r>
+            <w:proofErr w:type="spellEnd"/>
+            <w:r>
+              <w:t xml:space="preserve"> </w:t>
+            </w:r>
+            <w:proofErr w:type="spellStart"/>
+            <w:r>
+              <w:t>đơn</w:t>
+            </w:r>
+            <w:proofErr w:type="spellEnd"/>
+            <w:r>
+              <w:t xml:space="preserve"> </w:t>
+            </w:r>
+            <w:proofErr w:type="spellStart"/>
+            <w:r>
+              <w:t>của</w:t>
+            </w:r>
+            <w:proofErr w:type="spellEnd"/>
+            <w:r>
+              <w:t xml:space="preserve"> </w:t>
+            </w:r>
+            <w:proofErr w:type="spellStart"/>
+            <w:r>
+              <w:t>cùng</w:t>
+            </w:r>
+            <w:proofErr w:type="spellEnd"/>
+            <w:r>
+              <w:t xml:space="preserve"> </w:t>
+            </w:r>
+            <w:proofErr w:type="spellStart"/>
+            <w:r>
+              <w:t>một</w:t>
+            </w:r>
+            <w:proofErr w:type="spellEnd"/>
+            <w:r>
+              <w:t xml:space="preserve"> </w:t>
+            </w:r>
+            <w:proofErr w:type="spellStart"/>
+            <w:r>
+              <w:t>xe</w:t>
+            </w:r>
+            <w:proofErr w:type="spellEnd"/>
+          </w:p>
+          <w:p>
+            <w:pPr>
+              <w:jc w:val="left"/>
+            </w:pPr>
+            <w:proofErr w:type="spellStart"/>
+            <w:r>
+              <w:t>không</w:t>
+            </w:r>
+            <w:proofErr w:type="spellEnd"/>
+            <w:r>
+              <w:t xml:space="preserve"> </w:t>
+            </w:r>
+            <w:proofErr w:type="spellStart"/>
+            <w:r>
+              <w:t>được</w:t>
+            </w:r>
+            <w:proofErr w:type="spellEnd"/>
+            <w:r>
+              <w:t xml:space="preserve"> </w:t>
+            </w:r>
+            <w:proofErr w:type="spellStart"/>
+            <w:r>
+              <w:t>trùng</w:t>
+            </w:r>
+            <w:proofErr w:type="spellEnd"/>
+            <w:r>
+              <w:t xml:space="preserve"> </w:t>
+            </w:r>
+            <w:proofErr w:type="spellStart"/>
+            <w:r>
+              <w:t>thời</w:t>
+            </w:r>
+            <w:proofErr w:type="spellEnd"/>
+            <w:r>
+              <w:t xml:space="preserve"> </w:t>
+            </w:r>
+            <w:proofErr w:type="spellStart"/>
+            <w:r>
+              <w:t>gian</w:t>
+            </w:r>
+            <w:proofErr w:type="spellEnd"/>
+            <w:r>
+              <w:t xml:space="preserve"> </w:t>
+            </w:r>
+            <w:proofErr w:type="spellStart"/>
+            <w:r>
+              <w:t>thuê</w:t>
+            </w:r>
+            <w:proofErr w:type="spellEnd"/>
+            <w:r>
+              <w:t xml:space="preserve">. </w:t>
+            </w:r>
+            <w:proofErr w:type="spellStart"/>
+            <w:r>
+              <w:t>Một</w:t>
+            </w:r>
+            <w:proofErr w:type="spellEnd"/>
+            <w:r>
+              <w:t xml:space="preserve"> </w:t>
+            </w:r>
+            <w:proofErr w:type="spellStart"/>
+            <w:r>
+              <w:t>đơn</w:t>
+            </w:r>
+            <w:proofErr w:type="spellEnd"/>
+            <w:r>
+              <w:t xml:space="preserve"> </w:t>
+            </w:r>
+            <w:proofErr w:type="spellStart"/>
+            <w:r>
+              <w:t>thuê</w:t>
+            </w:r>
+            <w:proofErr w:type="spellEnd"/>
+            <w:r>
+              <w:t xml:space="preserve"> </w:t>
+            </w:r>
+            <w:proofErr w:type="spellStart"/>
+            <w:r>
+              <w:t>có</w:t>
+            </w:r>
+            <w:proofErr w:type="spellEnd"/>
+            <w:r>
+              <w:t xml:space="preserve"> </w:t>
+            </w:r>
+            <w:proofErr w:type="spellStart"/>
+            <w:r>
+              <w:t>thể</w:t>
+            </w:r>
+            <w:proofErr w:type="spellEnd"/>
+            <w:r>
+              <w:t xml:space="preserve"> </w:t>
+            </w:r>
+            <w:proofErr w:type="spellStart"/>
+            <w:r>
+              <w:t>thuê</w:t>
+            </w:r>
+            <w:proofErr w:type="spellEnd"/>
+            <w:r>
+              <w:t xml:space="preserve"> </w:t>
+            </w:r>
+            <w:proofErr w:type="spellStart"/>
+            <w:r>
+              <w:t>thêm</w:t>
+            </w:r>
+            <w:proofErr w:type="spellEnd"/>
+            <w:r>
+              <w:t xml:space="preserve"> </w:t>
+            </w:r>
+            <w:proofErr w:type="spellStart"/>
+            <w:r>
+              <w:t>không</w:t>
+            </w:r>
+            <w:proofErr w:type="spellEnd"/>
+            <w:r>
+              <w:t xml:space="preserve"> </w:t>
+            </w:r>
+            <w:proofErr w:type="spellStart"/>
+            <w:r>
+              <w:t>hoặc</w:t>
+            </w:r>
+            <w:proofErr w:type="spellEnd"/>
+            <w:r>
+              <w:t xml:space="preserve"> </w:t>
+            </w:r>
+            <w:proofErr w:type="spellStart"/>
+            <w:r>
+              <w:t>nhiều</w:t>
+            </w:r>
+            <w:proofErr w:type="spellEnd"/>
+            <w:r>
+              <w:t xml:space="preserve"> </w:t>
+            </w:r>
+            <w:proofErr w:type="spellStart"/>
+            <w:r>
+              <w:t>phụ</w:t>
+            </w:r>
+            <w:proofErr w:type="spellEnd"/>
+            <w:r>
+              <w:t xml:space="preserve"> </w:t>
+            </w:r>
+            <w:proofErr w:type="spellStart"/>
+            <w:r>
+              <w:t>kiện</w:t>
+            </w:r>
+            <w:proofErr w:type="spellEnd"/>
+            <w:r>
+              <w:t xml:space="preserve">; </w:t>
+            </w:r>
+            <w:proofErr w:type="spellStart"/>
+            <w:r>
+              <w:t>một</w:t>
+            </w:r>
+            <w:proofErr w:type="spellEnd"/>
+            <w:r>
+              <w:t xml:space="preserve"> </w:t>
+            </w:r>
+            <w:proofErr w:type="spellStart"/>
+            <w:r>
+              <w:t>phụ</w:t>
+            </w:r>
+            <w:proofErr w:type="spellEnd"/>
+            <w:r>
+              <w:t xml:space="preserve"> </w:t>
+            </w:r>
+            <w:proofErr w:type="spellStart"/>
+            <w:r>
+              <w:t>kiện</w:t>
+            </w:r>
+            <w:proofErr w:type="spellEnd"/>
+          </w:p>
+          <w:p>
+            <w:pPr>
+              <w:jc w:val="left"/>
+            </w:pPr>
+            <w:proofErr w:type="spellStart"/>
+            <w:r>
+              <w:t>có</w:t>
+            </w:r>
+            <w:proofErr w:type="spellEnd"/>
+            <w:r>
+              <w:t xml:space="preserve"> </w:t>
+            </w:r>
+            <w:proofErr w:type="spellStart"/>
+            <w:r>
+              <w:t>trong</w:t>
+            </w:r>
+            <w:proofErr w:type="spellEnd"/>
+            <w:r>
+              <w:t xml:space="preserve"> </w:t>
+            </w:r>
+            <w:proofErr w:type="spellStart"/>
+            <w:r>
+              <w:t>nhiều</w:t>
+            </w:r>
+            <w:proofErr w:type="spellEnd"/>
+            <w:r>
+              <w:t xml:space="preserve"> </w:t>
+            </w:r>
+            <w:proofErr w:type="spellStart"/>
+            <w:r>
+              <w:t>đơn</w:t>
+            </w:r>
+            <w:proofErr w:type="spellEnd"/>
+            <w:r>
+              <w:t xml:space="preserve"> </w:t>
+            </w:r>
+            <w:proofErr w:type="spellStart"/>
+            <w:r>
+              <w:t>thuê</w:t>
+            </w:r>
+            <w:proofErr w:type="spellEnd"/>
+            <w:r>
+              <w:t>.</w:t>
             </w:r>
           </w:p>
         </w:tc>
@@ -715,31 +2161,216 @@
         <w:jc w:val="left"/>
       </w:pPr>
       <w:r>
-        <w:t>4. điểm không rõ r</w:t>
+        <w:t xml:space="preserve">4. </w:t>
+      </w:r>
+      <w:proofErr w:type="spellStart"/>
+      <w:r>
+        <w:t>điểm</w:t>
+      </w:r>
+      <w:proofErr w:type="spellEnd"/>
+      <w:r>
+        <w:t xml:space="preserve"> </w:t>
+      </w:r>
+      <w:proofErr w:type="spellStart"/>
+      <w:r>
+        <w:t>không</w:t>
+      </w:r>
+      <w:proofErr w:type="spellEnd"/>
+      <w:r>
+        <w:t xml:space="preserve"> </w:t>
+      </w:r>
+      <w:proofErr w:type="spellStart"/>
+      <w:r>
+        <w:t>rõ</w:t>
+      </w:r>
+      <w:proofErr w:type="spellEnd"/>
+      <w:r>
+        <w:t xml:space="preserve"> </w:t>
+      </w:r>
+      <w:proofErr w:type="spellStart"/>
+      <w:proofErr w:type="gramStart"/>
+      <w:r>
+        <w:t>r</w:t>
       </w:r>
       <w:r>
         <w:t>à</w:t>
       </w:r>
       <w:r>
-        <w:t>ng :</w:t>
-      </w:r>
+        <w:t>ng</w:t>
+      </w:r>
+      <w:proofErr w:type="spellEnd"/>
+      <w:r>
+        <w:t xml:space="preserve"> :</w:t>
+      </w:r>
+      <w:proofErr w:type="gramEnd"/>
     </w:p>
     <w:p>
       <w:pPr>
         <w:jc w:val="left"/>
       </w:pPr>
       <w:r>
-        <w:t>- trong đề ghi xem chi phí</w:t>
-      </w:r>
-      <w:r>
-        <w:t xml:space="preserve"> dự kiến và tiền cọc nhưng chưa ghi rõ là bao nhiêu để khách h</w:t>
+        <w:t xml:space="preserve">- </w:t>
+      </w:r>
+      <w:proofErr w:type="spellStart"/>
+      <w:r>
+        <w:t>trong</w:t>
+      </w:r>
+      <w:proofErr w:type="spellEnd"/>
+      <w:r>
+        <w:t xml:space="preserve"> </w:t>
+      </w:r>
+      <w:proofErr w:type="spellStart"/>
+      <w:r>
+        <w:t>đề</w:t>
+      </w:r>
+      <w:proofErr w:type="spellEnd"/>
+      <w:r>
+        <w:t xml:space="preserve"> </w:t>
+      </w:r>
+      <w:proofErr w:type="spellStart"/>
+      <w:r>
+        <w:t>ghi</w:t>
+      </w:r>
+      <w:proofErr w:type="spellEnd"/>
+      <w:r>
+        <w:t xml:space="preserve"> </w:t>
+      </w:r>
+      <w:proofErr w:type="spellStart"/>
+      <w:r>
+        <w:t>xem</w:t>
+      </w:r>
+      <w:proofErr w:type="spellEnd"/>
+      <w:r>
+        <w:t xml:space="preserve"> chi </w:t>
+      </w:r>
+      <w:proofErr w:type="spellStart"/>
+      <w:r>
+        <w:t>phí</w:t>
+      </w:r>
+      <w:proofErr w:type="spellEnd"/>
+      <w:r>
+        <w:t xml:space="preserve"> </w:t>
+      </w:r>
+      <w:proofErr w:type="spellStart"/>
+      <w:r>
+        <w:t>dự</w:t>
+      </w:r>
+      <w:proofErr w:type="spellEnd"/>
+      <w:r>
+        <w:t xml:space="preserve"> </w:t>
+      </w:r>
+      <w:proofErr w:type="spellStart"/>
+      <w:r>
+        <w:t>kiến</w:t>
+      </w:r>
+      <w:proofErr w:type="spellEnd"/>
+      <w:r>
+        <w:t xml:space="preserve"> </w:t>
+      </w:r>
+      <w:proofErr w:type="spellStart"/>
+      <w:r>
+        <w:t>và</w:t>
+      </w:r>
+      <w:proofErr w:type="spellEnd"/>
+      <w:r>
+        <w:t xml:space="preserve"> </w:t>
+      </w:r>
+      <w:proofErr w:type="spellStart"/>
+      <w:r>
+        <w:t>tiền</w:t>
+      </w:r>
+      <w:proofErr w:type="spellEnd"/>
+      <w:r>
+        <w:t xml:space="preserve"> </w:t>
+      </w:r>
+      <w:proofErr w:type="spellStart"/>
+      <w:r>
+        <w:t>cọc</w:t>
+      </w:r>
+      <w:proofErr w:type="spellEnd"/>
+      <w:r>
+        <w:t xml:space="preserve"> </w:t>
+      </w:r>
+      <w:proofErr w:type="spellStart"/>
+      <w:r>
+        <w:t>nhưng</w:t>
+      </w:r>
+      <w:proofErr w:type="spellEnd"/>
+      <w:r>
+        <w:t xml:space="preserve"> </w:t>
+      </w:r>
+      <w:proofErr w:type="spellStart"/>
+      <w:r>
+        <w:t>chưa</w:t>
+      </w:r>
+      <w:proofErr w:type="spellEnd"/>
+      <w:r>
+        <w:t xml:space="preserve"> </w:t>
+      </w:r>
+      <w:proofErr w:type="spellStart"/>
+      <w:r>
+        <w:t>ghi</w:t>
+      </w:r>
+      <w:proofErr w:type="spellEnd"/>
+      <w:r>
+        <w:t xml:space="preserve"> </w:t>
+      </w:r>
+      <w:proofErr w:type="spellStart"/>
+      <w:r>
+        <w:t>rõ</w:t>
+      </w:r>
+      <w:proofErr w:type="spellEnd"/>
+      <w:r>
+        <w:t xml:space="preserve"> </w:t>
+      </w:r>
+      <w:proofErr w:type="spellStart"/>
+      <w:r>
+        <w:t>là</w:t>
+      </w:r>
+      <w:proofErr w:type="spellEnd"/>
+      <w:r>
+        <w:t xml:space="preserve"> bao </w:t>
+      </w:r>
+      <w:proofErr w:type="spellStart"/>
+      <w:r>
+        <w:t>nhiêu</w:t>
+      </w:r>
+      <w:proofErr w:type="spellEnd"/>
+      <w:r>
+        <w:t xml:space="preserve"> </w:t>
+      </w:r>
+      <w:proofErr w:type="spellStart"/>
+      <w:r>
+        <w:t>để</w:t>
+      </w:r>
+      <w:proofErr w:type="spellEnd"/>
+      <w:r>
+        <w:t xml:space="preserve"> </w:t>
+      </w:r>
+      <w:proofErr w:type="spellStart"/>
+      <w:r>
+        <w:t>khách</w:t>
+      </w:r>
+      <w:proofErr w:type="spellEnd"/>
+      <w:r>
+        <w:t xml:space="preserve"> </w:t>
+      </w:r>
+      <w:proofErr w:type="spellStart"/>
+      <w:r>
+        <w:t>h</w:t>
       </w:r>
       <w:r>
         <w:t>àng</w:t>
       </w:r>
-      <w:r>
-        <w:t xml:space="preserve"> biết</w:t>
-      </w:r>
+      <w:proofErr w:type="spellEnd"/>
+      <w:r>
+        <w:t xml:space="preserve"> </w:t>
+      </w:r>
+      <w:proofErr w:type="spellStart"/>
+      <w:r>
+        <w:t>biết</w:t>
+      </w:r>
+      <w:proofErr w:type="spellEnd"/>
       <w:r>
         <w:t xml:space="preserve"> </w:t>
       </w:r>
@@ -752,8 +2383,122 @@
         <w:t>-</w:t>
       </w:r>
       <w:r>
-        <w:t xml:space="preserve"> chi phí dự kiến và tiền cọc để có thể thuê được xe là bao nhiêu ?</w:t>
-      </w:r>
+        <w:t xml:space="preserve"> chi </w:t>
+      </w:r>
+      <w:proofErr w:type="spellStart"/>
+      <w:r>
+        <w:t>phí</w:t>
+      </w:r>
+      <w:proofErr w:type="spellEnd"/>
+      <w:r>
+        <w:t xml:space="preserve"> </w:t>
+      </w:r>
+      <w:proofErr w:type="spellStart"/>
+      <w:r>
+        <w:t>dự</w:t>
+      </w:r>
+      <w:proofErr w:type="spellEnd"/>
+      <w:r>
+        <w:t xml:space="preserve"> </w:t>
+      </w:r>
+      <w:proofErr w:type="spellStart"/>
+      <w:r>
+        <w:t>kiến</w:t>
+      </w:r>
+      <w:proofErr w:type="spellEnd"/>
+      <w:r>
+        <w:t xml:space="preserve"> </w:t>
+      </w:r>
+      <w:proofErr w:type="spellStart"/>
+      <w:r>
+        <w:t>và</w:t>
+      </w:r>
+      <w:proofErr w:type="spellEnd"/>
+      <w:r>
+        <w:t xml:space="preserve"> </w:t>
+      </w:r>
+      <w:proofErr w:type="spellStart"/>
+      <w:r>
+        <w:t>tiền</w:t>
+      </w:r>
+      <w:proofErr w:type="spellEnd"/>
+      <w:r>
+        <w:t xml:space="preserve"> </w:t>
+      </w:r>
+      <w:proofErr w:type="spellStart"/>
+      <w:r>
+        <w:t>cọc</w:t>
+      </w:r>
+      <w:proofErr w:type="spellEnd"/>
+      <w:r>
+        <w:t xml:space="preserve"> </w:t>
+      </w:r>
+      <w:proofErr w:type="spellStart"/>
+      <w:r>
+        <w:t>để</w:t>
+      </w:r>
+      <w:proofErr w:type="spellEnd"/>
+      <w:r>
+        <w:t xml:space="preserve"> </w:t>
+      </w:r>
+      <w:proofErr w:type="spellStart"/>
+      <w:r>
+        <w:t>có</w:t>
+      </w:r>
+      <w:proofErr w:type="spellEnd"/>
+      <w:r>
+        <w:t xml:space="preserve"> </w:t>
+      </w:r>
+      <w:proofErr w:type="spellStart"/>
+      <w:r>
+        <w:t>thể</w:t>
+      </w:r>
+      <w:proofErr w:type="spellEnd"/>
+      <w:r>
+        <w:t xml:space="preserve"> </w:t>
+      </w:r>
+      <w:proofErr w:type="spellStart"/>
+      <w:r>
+        <w:t>thuê</w:t>
+      </w:r>
+      <w:proofErr w:type="spellEnd"/>
+      <w:r>
+        <w:t xml:space="preserve"> </w:t>
+      </w:r>
+      <w:proofErr w:type="spellStart"/>
+      <w:r>
+        <w:t>được</w:t>
+      </w:r>
+      <w:proofErr w:type="spellEnd"/>
+      <w:r>
+        <w:t xml:space="preserve"> </w:t>
+      </w:r>
+      <w:proofErr w:type="spellStart"/>
+      <w:r>
+        <w:t>xe</w:t>
+      </w:r>
+      <w:proofErr w:type="spellEnd"/>
+      <w:r>
+        <w:t xml:space="preserve"> </w:t>
+      </w:r>
+      <w:proofErr w:type="spellStart"/>
+      <w:r>
+        <w:t>là</w:t>
+      </w:r>
+      <w:proofErr w:type="spellEnd"/>
+      <w:r>
+        <w:t xml:space="preserve"> bao </w:t>
+      </w:r>
+      <w:proofErr w:type="spellStart"/>
+      <w:proofErr w:type="gramStart"/>
+      <w:r>
+        <w:t>nhiêu</w:t>
+      </w:r>
+      <w:proofErr w:type="spellEnd"/>
+      <w:r>
+        <w:t xml:space="preserve"> ?</w:t>
+      </w:r>
+      <w:proofErr w:type="gramEnd"/>
     </w:p>
     <w:p>
       <w:pPr>
@@ -804,9 +2549,11 @@
             <w:pPr>
               <w:jc w:val="left"/>
             </w:pPr>
+            <w:proofErr w:type="spellStart"/>
             <w:r>
               <w:t>Bước</w:t>
             </w:r>
+            <w:proofErr w:type="spellEnd"/>
           </w:p>
         </w:tc>
         <w:tc>
@@ -830,9 +2577,19 @@
             <w:pPr>
               <w:jc w:val="left"/>
             </w:pPr>
-            <w:r>
-              <w:t>Hành động</w:t>
-            </w:r>
+            <w:proofErr w:type="spellStart"/>
+            <w:r>
+              <w:t>Hành</w:t>
+            </w:r>
+            <w:proofErr w:type="spellEnd"/>
+            <w:r>
+              <w:t xml:space="preserve"> </w:t>
+            </w:r>
+            <w:proofErr w:type="spellStart"/>
+            <w:r>
+              <w:t>động</w:t>
+            </w:r>
+            <w:proofErr w:type="spellEnd"/>
           </w:p>
         </w:tc>
       </w:tr>
@@ -858,9 +2615,19 @@
             <w:pPr>
               <w:jc w:val="left"/>
             </w:pPr>
-            <w:r>
-              <w:t>Hệ thống</w:t>
-            </w:r>
+            <w:proofErr w:type="spellStart"/>
+            <w:r>
+              <w:t>Hệ</w:t>
+            </w:r>
+            <w:proofErr w:type="spellEnd"/>
+            <w:r>
+              <w:t xml:space="preserve"> </w:t>
+            </w:r>
+            <w:proofErr w:type="spellStart"/>
+            <w:r>
+              <w:t>thống</w:t>
+            </w:r>
+            <w:proofErr w:type="spellEnd"/>
           </w:p>
         </w:tc>
         <w:tc>
@@ -871,12 +2638,75 @@
             <w:pPr>
               <w:jc w:val="left"/>
             </w:pPr>
-            <w:r>
-              <w:t xml:space="preserve">Kiểm tra xe còn trống trong </w:t>
-            </w:r>
-            <w:r>
-              <w:t>thời gian thuê</w:t>
-            </w:r>
+            <w:proofErr w:type="spellStart"/>
+            <w:r>
+              <w:t>Kiểm</w:t>
+            </w:r>
+            <w:proofErr w:type="spellEnd"/>
+            <w:r>
+              <w:t xml:space="preserve"> </w:t>
+            </w:r>
+            <w:proofErr w:type="spellStart"/>
+            <w:r>
+              <w:t>tra</w:t>
+            </w:r>
+            <w:proofErr w:type="spellEnd"/>
+            <w:r>
+              <w:t xml:space="preserve"> </w:t>
+            </w:r>
+            <w:proofErr w:type="spellStart"/>
+            <w:r>
+              <w:t>xe</w:t>
+            </w:r>
+            <w:proofErr w:type="spellEnd"/>
+            <w:r>
+              <w:t xml:space="preserve"> </w:t>
+            </w:r>
+            <w:proofErr w:type="spellStart"/>
+            <w:r>
+              <w:t>còn</w:t>
+            </w:r>
+            <w:proofErr w:type="spellEnd"/>
+            <w:r>
+              <w:t xml:space="preserve"> </w:t>
+            </w:r>
+            <w:proofErr w:type="spellStart"/>
+            <w:r>
+              <w:t>trống</w:t>
+            </w:r>
+            <w:proofErr w:type="spellEnd"/>
+            <w:r>
+              <w:t xml:space="preserve"> </w:t>
+            </w:r>
+            <w:proofErr w:type="spellStart"/>
+            <w:r>
+              <w:t>trong</w:t>
+            </w:r>
+            <w:proofErr w:type="spellEnd"/>
+            <w:r>
+              <w:t xml:space="preserve"> </w:t>
+            </w:r>
+            <w:proofErr w:type="spellStart"/>
+            <w:r>
+              <w:t>thời</w:t>
+            </w:r>
+            <w:proofErr w:type="spellEnd"/>
+            <w:r>
+              <w:t xml:space="preserve"> </w:t>
+            </w:r>
+            <w:proofErr w:type="spellStart"/>
+            <w:r>
+              <w:t>gian</w:t>
+            </w:r>
+            <w:proofErr w:type="spellEnd"/>
+            <w:r>
+              <w:t xml:space="preserve"> </w:t>
+            </w:r>
+            <w:proofErr w:type="spellStart"/>
+            <w:r>
+              <w:t>thuê</w:t>
+            </w:r>
+            <w:proofErr w:type="spellEnd"/>
           </w:p>
         </w:tc>
       </w:tr>
@@ -890,10 +2720,7 @@
               <w:jc w:val="left"/>
             </w:pPr>
             <w:r>
-              <w:t>6.</w:t>
-            </w:r>
-            <w:r>
-              <w:t>2</w:t>
+              <w:t>6.2</w:t>
             </w:r>
           </w:p>
         </w:tc>
@@ -905,9 +2732,19 @@
             <w:pPr>
               <w:jc w:val="left"/>
             </w:pPr>
-            <w:r>
-              <w:t>Hệ thống</w:t>
-            </w:r>
+            <w:proofErr w:type="spellStart"/>
+            <w:r>
+              <w:t>Hệ</w:t>
+            </w:r>
+            <w:proofErr w:type="spellEnd"/>
+            <w:r>
+              <w:t xml:space="preserve"> </w:t>
+            </w:r>
+            <w:proofErr w:type="spellStart"/>
+            <w:r>
+              <w:t>thống</w:t>
+            </w:r>
+            <w:proofErr w:type="spellEnd"/>
           </w:p>
         </w:tc>
         <w:tc>
@@ -918,9 +2755,27 @@
             <w:pPr>
               <w:jc w:val="left"/>
             </w:pPr>
-            <w:r>
-              <w:t>Tạo đơn thuê</w:t>
-            </w:r>
+            <w:proofErr w:type="spellStart"/>
+            <w:r>
+              <w:t>Tạo</w:t>
+            </w:r>
+            <w:proofErr w:type="spellEnd"/>
+            <w:r>
+              <w:t xml:space="preserve"> </w:t>
+            </w:r>
+            <w:proofErr w:type="spellStart"/>
+            <w:r>
+              <w:t>đơn</w:t>
+            </w:r>
+            <w:proofErr w:type="spellEnd"/>
+            <w:r>
+              <w:t xml:space="preserve"> </w:t>
+            </w:r>
+            <w:proofErr w:type="spellStart"/>
+            <w:r>
+              <w:t>thuê</w:t>
+            </w:r>
+            <w:proofErr w:type="spellEnd"/>
           </w:p>
         </w:tc>
       </w:tr>
@@ -934,10 +2789,7 @@
               <w:jc w:val="left"/>
             </w:pPr>
             <w:r>
-              <w:t>6.</w:t>
-            </w:r>
-            <w:r>
-              <w:t>3</w:t>
+              <w:t>6.3</w:t>
             </w:r>
           </w:p>
         </w:tc>
@@ -949,9 +2801,19 @@
             <w:pPr>
               <w:jc w:val="left"/>
             </w:pPr>
-            <w:r>
-              <w:t>Hệ thống</w:t>
-            </w:r>
+            <w:proofErr w:type="spellStart"/>
+            <w:r>
+              <w:t>Hệ</w:t>
+            </w:r>
+            <w:proofErr w:type="spellEnd"/>
+            <w:r>
+              <w:t xml:space="preserve"> </w:t>
+            </w:r>
+            <w:proofErr w:type="spellStart"/>
+            <w:r>
+              <w:t>thống</w:t>
+            </w:r>
+            <w:proofErr w:type="spellEnd"/>
           </w:p>
         </w:tc>
         <w:tc>
@@ -962,9 +2824,35 @@
             <w:pPr>
               <w:jc w:val="left"/>
             </w:pPr>
-            <w:r>
-              <w:t>Cấp mã đơn thuê</w:t>
-            </w:r>
+            <w:proofErr w:type="spellStart"/>
+            <w:r>
+              <w:t>Cấp</w:t>
+            </w:r>
+            <w:proofErr w:type="spellEnd"/>
+            <w:r>
+              <w:t xml:space="preserve"> </w:t>
+            </w:r>
+            <w:proofErr w:type="spellStart"/>
+            <w:r>
+              <w:t>mã</w:t>
+            </w:r>
+            <w:proofErr w:type="spellEnd"/>
+            <w:r>
+              <w:t xml:space="preserve"> </w:t>
+            </w:r>
+            <w:proofErr w:type="spellStart"/>
+            <w:r>
+              <w:t>đơn</w:t>
+            </w:r>
+            <w:proofErr w:type="spellEnd"/>
+            <w:r>
+              <w:t xml:space="preserve"> </w:t>
+            </w:r>
+            <w:proofErr w:type="spellStart"/>
+            <w:r>
+              <w:t>thuê</w:t>
+            </w:r>
+            <w:proofErr w:type="spellEnd"/>
           </w:p>
         </w:tc>
       </w:tr>
@@ -978,10 +2866,7 @@
               <w:jc w:val="left"/>
             </w:pPr>
             <w:r>
-              <w:t>6.</w:t>
-            </w:r>
-            <w:r>
-              <w:t>4</w:t>
+              <w:t>6.4</w:t>
             </w:r>
           </w:p>
         </w:tc>
@@ -993,9 +2878,19 @@
             <w:pPr>
               <w:jc w:val="left"/>
             </w:pPr>
-            <w:r>
-              <w:t>Hệ thống</w:t>
-            </w:r>
+            <w:proofErr w:type="spellStart"/>
+            <w:r>
+              <w:t>Hệ</w:t>
+            </w:r>
+            <w:proofErr w:type="spellEnd"/>
+            <w:r>
+              <w:t xml:space="preserve"> </w:t>
+            </w:r>
+            <w:proofErr w:type="spellStart"/>
+            <w:r>
+              <w:t>thống</w:t>
+            </w:r>
+            <w:proofErr w:type="spellEnd"/>
           </w:p>
         </w:tc>
         <w:tc>
@@ -1006,9 +2901,35 @@
             <w:pPr>
               <w:jc w:val="left"/>
             </w:pPr>
-            <w:r>
-              <w:t>Tính tiền cọc xe</w:t>
-            </w:r>
+            <w:proofErr w:type="spellStart"/>
+            <w:r>
+              <w:t>Tính</w:t>
+            </w:r>
+            <w:proofErr w:type="spellEnd"/>
+            <w:r>
+              <w:t xml:space="preserve"> </w:t>
+            </w:r>
+            <w:proofErr w:type="spellStart"/>
+            <w:r>
+              <w:t>tiền</w:t>
+            </w:r>
+            <w:proofErr w:type="spellEnd"/>
+            <w:r>
+              <w:t xml:space="preserve"> </w:t>
+            </w:r>
+            <w:proofErr w:type="spellStart"/>
+            <w:r>
+              <w:t>cọc</w:t>
+            </w:r>
+            <w:proofErr w:type="spellEnd"/>
+            <w:r>
+              <w:t xml:space="preserve"> </w:t>
+            </w:r>
+            <w:proofErr w:type="spellStart"/>
+            <w:r>
+              <w:t>xe</w:t>
+            </w:r>
+            <w:proofErr w:type="spellEnd"/>
           </w:p>
         </w:tc>
       </w:tr>
@@ -1022,10 +2943,7 @@
               <w:jc w:val="left"/>
             </w:pPr>
             <w:r>
-              <w:t>6.</w:t>
-            </w:r>
-            <w:r>
-              <w:t>5</w:t>
+              <w:t>6.5</w:t>
             </w:r>
           </w:p>
         </w:tc>
@@ -1037,9 +2955,19 @@
             <w:pPr>
               <w:jc w:val="left"/>
             </w:pPr>
-            <w:r>
-              <w:t>Hệ thống</w:t>
-            </w:r>
+            <w:proofErr w:type="spellStart"/>
+            <w:r>
+              <w:t>Hệ</w:t>
+            </w:r>
+            <w:proofErr w:type="spellEnd"/>
+            <w:r>
+              <w:t xml:space="preserve"> </w:t>
+            </w:r>
+            <w:proofErr w:type="spellStart"/>
+            <w:r>
+              <w:t>thống</w:t>
+            </w:r>
+            <w:proofErr w:type="spellEnd"/>
           </w:p>
         </w:tc>
         <w:tc>
@@ -1051,8 +2979,45 @@
               <w:jc w:val="left"/>
             </w:pPr>
             <w:r>
-              <w:t>Hiển thị thuê xe thành công</w:t>
-            </w:r>
+              <w:t xml:space="preserve">Hiển </w:t>
+            </w:r>
+            <w:proofErr w:type="spellStart"/>
+            <w:r>
+              <w:t>thị</w:t>
+            </w:r>
+            <w:proofErr w:type="spellEnd"/>
+            <w:r>
+              <w:t xml:space="preserve"> </w:t>
+            </w:r>
+            <w:proofErr w:type="spellStart"/>
+            <w:r>
+              <w:t>thuê</w:t>
+            </w:r>
+            <w:proofErr w:type="spellEnd"/>
+            <w:r>
+              <w:t xml:space="preserve"> </w:t>
+            </w:r>
+            <w:proofErr w:type="spellStart"/>
+            <w:r>
+              <w:t>xe</w:t>
+            </w:r>
+            <w:proofErr w:type="spellEnd"/>
+            <w:r>
+              <w:t xml:space="preserve"> </w:t>
+            </w:r>
+            <w:proofErr w:type="spellStart"/>
+            <w:r>
+              <w:t>thành</w:t>
+            </w:r>
+            <w:proofErr w:type="spellEnd"/>
+            <w:r>
+              <w:t xml:space="preserve"> </w:t>
+            </w:r>
+            <w:proofErr w:type="spellStart"/>
+            <w:r>
+              <w:t>công</w:t>
+            </w:r>
+            <w:proofErr w:type="spellEnd"/>
           </w:p>
         </w:tc>
       </w:tr>
@@ -1121,6 +3086,1150 @@
         </w:drawing>
       </w:r>
     </w:p>
+    <w:p>
+      <w:pPr>
+        <w:jc w:val="left"/>
+      </w:pPr>
+    </w:p>
+    <w:p>
+      <w:pPr>
+        <w:jc w:val="left"/>
+        <w:rPr>
+          <w:b/>
+          <w:bCs/>
+          <w:sz w:val="52"/>
+          <w:szCs w:val="52"/>
+        </w:rPr>
+      </w:pPr>
+      <w:r>
+        <w:rPr>
+          <w:b/>
+          <w:bCs/>
+          <w:sz w:val="52"/>
+          <w:szCs w:val="52"/>
+        </w:rPr>
+        <w:t xml:space="preserve">3. </w:t>
+      </w:r>
+      <w:proofErr w:type="spellStart"/>
+      <w:r>
+        <w:rPr>
+          <w:b/>
+          <w:bCs/>
+          <w:sz w:val="52"/>
+          <w:szCs w:val="52"/>
+        </w:rPr>
+        <w:t>thiết</w:t>
+      </w:r>
+      <w:proofErr w:type="spellEnd"/>
+      <w:r>
+        <w:rPr>
+          <w:b/>
+          <w:bCs/>
+          <w:sz w:val="52"/>
+          <w:szCs w:val="52"/>
+        </w:rPr>
+        <w:t xml:space="preserve"> </w:t>
+      </w:r>
+      <w:proofErr w:type="spellStart"/>
+      <w:r>
+        <w:rPr>
+          <w:b/>
+          <w:bCs/>
+          <w:sz w:val="52"/>
+          <w:szCs w:val="52"/>
+        </w:rPr>
+        <w:t>kế</w:t>
+      </w:r>
+      <w:proofErr w:type="spellEnd"/>
+      <w:r>
+        <w:rPr>
+          <w:b/>
+          <w:bCs/>
+          <w:sz w:val="52"/>
+          <w:szCs w:val="52"/>
+        </w:rPr>
+        <w:t xml:space="preserve"> ERD</w:t>
+      </w:r>
+    </w:p>
+    <w:p>
+      <w:pPr>
+        <w:jc w:val="left"/>
+      </w:pPr>
+      <w:r>
+        <w:rPr>
+          <w:noProof/>
+        </w:rPr>
+        <w:lastRenderedPageBreak/>
+        <w:drawing>
+          <wp:inline distT="0" distB="0" distL="0" distR="0" wp14:anchorId="0C91E431" wp14:editId="0789DE17">
+            <wp:extent cx="5943600" cy="3098800"/>
+            <wp:effectExtent l="0" t="0" r="0" b="6350"/>
+            <wp:docPr id="2014644785" name="Picture 1"/>
+            <wp:cNvGraphicFramePr>
+              <a:graphicFrameLocks xmlns:a="http://schemas.openxmlformats.org/drawingml/2006/main" noChangeAspect="1"/>
+            </wp:cNvGraphicFramePr>
+            <a:graphic xmlns:a="http://schemas.openxmlformats.org/drawingml/2006/main">
+              <a:graphicData uri="http://schemas.openxmlformats.org/drawingml/2006/picture">
+                <pic:pic xmlns:pic="http://schemas.openxmlformats.org/drawingml/2006/picture">
+                  <pic:nvPicPr>
+                    <pic:cNvPr id="0" name="Picture 1"/>
+                    <pic:cNvPicPr>
+                      <a:picLocks noChangeAspect="1" noChangeArrowheads="1"/>
+                    </pic:cNvPicPr>
+                  </pic:nvPicPr>
+                  <pic:blipFill>
+                    <a:blip r:embed="rId6">
+                      <a:extLst>
+                        <a:ext uri="{28A0092B-C50C-407E-A947-70E740481C1C}">
+                          <a14:useLocalDpi xmlns:a14="http://schemas.microsoft.com/office/drawing/2010/main" val="0"/>
+                        </a:ext>
+                      </a:extLst>
+                    </a:blip>
+                    <a:srcRect/>
+                    <a:stretch>
+                      <a:fillRect/>
+                    </a:stretch>
+                  </pic:blipFill>
+                  <pic:spPr bwMode="auto">
+                    <a:xfrm>
+                      <a:off x="0" y="0"/>
+                      <a:ext cx="5943600" cy="3098800"/>
+                    </a:xfrm>
+                    <a:prstGeom prst="rect">
+                      <a:avLst/>
+                    </a:prstGeom>
+                    <a:noFill/>
+                    <a:ln>
+                      <a:noFill/>
+                    </a:ln>
+                  </pic:spPr>
+                </pic:pic>
+              </a:graphicData>
+            </a:graphic>
+          </wp:inline>
+        </w:drawing>
+      </w:r>
+    </w:p>
+    <w:p>
+      <w:pPr>
+        <w:pStyle w:val="ListParagraph"/>
+        <w:numPr>
+          <w:ilvl w:val="0"/>
+          <w:numId w:val="2"/>
+        </w:numPr>
+        <w:jc w:val="left"/>
+      </w:pPr>
+      <w:proofErr w:type="spellStart"/>
+      <w:r>
+        <w:t>Seat_cout</w:t>
+      </w:r>
+      <w:proofErr w:type="spellEnd"/>
+      <w:r>
+        <w:t xml:space="preserve">: </w:t>
+      </w:r>
+      <w:proofErr w:type="spellStart"/>
+      <w:r>
+        <w:t>cho</w:t>
+      </w:r>
+      <w:proofErr w:type="spellEnd"/>
+      <w:r>
+        <w:t xml:space="preserve"> </w:t>
+      </w:r>
+      <w:proofErr w:type="spellStart"/>
+      <w:r>
+        <w:t>vào</w:t>
+      </w:r>
+      <w:proofErr w:type="spellEnd"/>
+      <w:r>
+        <w:t xml:space="preserve"> </w:t>
+      </w:r>
+      <w:proofErr w:type="spellStart"/>
+      <w:r>
+        <w:t>bảng</w:t>
+      </w:r>
+      <w:proofErr w:type="spellEnd"/>
+      <w:r>
+        <w:t xml:space="preserve"> car</w:t>
+      </w:r>
+    </w:p>
+    <w:p>
+      <w:pPr>
+        <w:pStyle w:val="ListParagraph"/>
+        <w:numPr>
+          <w:ilvl w:val="0"/>
+          <w:numId w:val="2"/>
+        </w:numPr>
+        <w:jc w:val="left"/>
+      </w:pPr>
+      <w:proofErr w:type="spellStart"/>
+      <w:r>
+        <w:t>Deposit_amount</w:t>
+      </w:r>
+      <w:proofErr w:type="spellEnd"/>
+      <w:r>
+        <w:t xml:space="preserve">: </w:t>
+      </w:r>
+      <w:proofErr w:type="spellStart"/>
+      <w:r>
+        <w:t>cho</w:t>
+      </w:r>
+      <w:proofErr w:type="spellEnd"/>
+      <w:r>
+        <w:t xml:space="preserve"> </w:t>
+      </w:r>
+      <w:proofErr w:type="spellStart"/>
+      <w:r>
+        <w:t>vào</w:t>
+      </w:r>
+      <w:proofErr w:type="spellEnd"/>
+      <w:r>
+        <w:t xml:space="preserve"> </w:t>
+      </w:r>
+      <w:proofErr w:type="spellStart"/>
+      <w:r>
+        <w:t>bảng</w:t>
+      </w:r>
+      <w:proofErr w:type="spellEnd"/>
+      <w:r>
+        <w:t xml:space="preserve"> rental</w:t>
+      </w:r>
+    </w:p>
+    <w:p>
+      <w:pPr>
+        <w:pStyle w:val="ListParagraph"/>
+        <w:numPr>
+          <w:ilvl w:val="0"/>
+          <w:numId w:val="2"/>
+        </w:numPr>
+        <w:jc w:val="left"/>
+      </w:pPr>
+      <w:proofErr w:type="spellStart"/>
+      <w:r>
+        <w:t>Accessory_price</w:t>
+      </w:r>
+      <w:proofErr w:type="spellEnd"/>
+      <w:r>
+        <w:t xml:space="preserve">: </w:t>
+      </w:r>
+      <w:proofErr w:type="spellStart"/>
+      <w:r>
+        <w:t>cho</w:t>
+      </w:r>
+      <w:proofErr w:type="spellEnd"/>
+      <w:r>
+        <w:t xml:space="preserve"> </w:t>
+      </w:r>
+      <w:proofErr w:type="spellStart"/>
+      <w:r>
+        <w:t>vào</w:t>
+      </w:r>
+      <w:proofErr w:type="spellEnd"/>
+      <w:r>
+        <w:t xml:space="preserve"> </w:t>
+      </w:r>
+      <w:proofErr w:type="spellStart"/>
+      <w:r>
+        <w:t>bảng</w:t>
+      </w:r>
+      <w:proofErr w:type="spellEnd"/>
+      <w:r>
+        <w:t xml:space="preserve"> </w:t>
+      </w:r>
+      <w:proofErr w:type="spellStart"/>
+      <w:r>
+        <w:t>Accessory_re</w:t>
+      </w:r>
+      <w:r>
+        <w:t>ntal</w:t>
+      </w:r>
+      <w:proofErr w:type="spellEnd"/>
+      <w:r>
+        <w:t xml:space="preserve"> </w:t>
+      </w:r>
+      <w:proofErr w:type="spellStart"/>
+      <w:r>
+        <w:t>thay</w:t>
+      </w:r>
+      <w:proofErr w:type="spellEnd"/>
+      <w:r>
+        <w:t xml:space="preserve"> </w:t>
+      </w:r>
+      <w:proofErr w:type="spellStart"/>
+      <w:r>
+        <w:t>cái</w:t>
+      </w:r>
+      <w:proofErr w:type="spellEnd"/>
+      <w:r>
+        <w:t xml:space="preserve"> Row 3</w:t>
+      </w:r>
+    </w:p>
+    <w:p>
+      <w:pPr>
+        <w:jc w:val="left"/>
+      </w:pPr>
+      <w:proofErr w:type="spellStart"/>
+      <w:r>
+        <w:t>Thuộc</w:t>
+      </w:r>
+      <w:proofErr w:type="spellEnd"/>
+      <w:r>
+        <w:t xml:space="preserve"> </w:t>
+      </w:r>
+      <w:proofErr w:type="spellStart"/>
+      <w:r>
+        <w:t>tính</w:t>
+      </w:r>
+      <w:proofErr w:type="spellEnd"/>
+      <w:r>
+        <w:t xml:space="preserve"> </w:t>
+      </w:r>
+      <w:proofErr w:type="spellStart"/>
+      <w:r>
+        <w:t>không</w:t>
+      </w:r>
+      <w:proofErr w:type="spellEnd"/>
+      <w:r>
+        <w:t xml:space="preserve"> </w:t>
+      </w:r>
+      <w:proofErr w:type="spellStart"/>
+      <w:r>
+        <w:t>nên</w:t>
+      </w:r>
+      <w:proofErr w:type="spellEnd"/>
+      <w:r>
+        <w:t xml:space="preserve"> </w:t>
+      </w:r>
+      <w:proofErr w:type="spellStart"/>
+      <w:r>
+        <w:t>lưu</w:t>
+      </w:r>
+      <w:proofErr w:type="spellEnd"/>
+      <w:r>
+        <w:t xml:space="preserve"> </w:t>
+      </w:r>
+      <w:proofErr w:type="spellStart"/>
+      <w:r>
+        <w:t>là</w:t>
+      </w:r>
+      <w:proofErr w:type="spellEnd"/>
+      <w:r>
+        <w:t xml:space="preserve"> </w:t>
+      </w:r>
+      <w:proofErr w:type="spellStart"/>
+      <w:r>
+        <w:t>pickup_date</w:t>
+      </w:r>
+      <w:proofErr w:type="spellEnd"/>
+      <w:r>
+        <w:t xml:space="preserve"> </w:t>
+      </w:r>
+      <w:proofErr w:type="spellStart"/>
+      <w:r>
+        <w:t>bảng</w:t>
+      </w:r>
+      <w:proofErr w:type="spellEnd"/>
+      <w:r>
+        <w:t xml:space="preserve"> rental </w:t>
+      </w:r>
+      <w:proofErr w:type="spellStart"/>
+      <w:r>
+        <w:t>bởi</w:t>
+      </w:r>
+      <w:proofErr w:type="spellEnd"/>
+      <w:r>
+        <w:t xml:space="preserve"> </w:t>
+      </w:r>
+      <w:proofErr w:type="spellStart"/>
+      <w:r>
+        <w:t>nó</w:t>
+      </w:r>
+      <w:proofErr w:type="spellEnd"/>
+      <w:r>
+        <w:t xml:space="preserve"> </w:t>
+      </w:r>
+      <w:proofErr w:type="spellStart"/>
+      <w:r>
+        <w:t>nên</w:t>
+      </w:r>
+      <w:proofErr w:type="spellEnd"/>
+      <w:r>
+        <w:t xml:space="preserve"> </w:t>
+      </w:r>
+      <w:proofErr w:type="spellStart"/>
+      <w:r>
+        <w:t>được</w:t>
+      </w:r>
+      <w:proofErr w:type="spellEnd"/>
+      <w:r>
+        <w:t xml:space="preserve"> </w:t>
+      </w:r>
+      <w:proofErr w:type="spellStart"/>
+      <w:r>
+        <w:t>cập</w:t>
+      </w:r>
+      <w:proofErr w:type="spellEnd"/>
+      <w:r>
+        <w:t xml:space="preserve"> </w:t>
+      </w:r>
+      <w:proofErr w:type="spellStart"/>
+      <w:r>
+        <w:t>nhật</w:t>
+      </w:r>
+      <w:proofErr w:type="spellEnd"/>
+      <w:r>
+        <w:t xml:space="preserve"> </w:t>
+      </w:r>
+      <w:proofErr w:type="spellStart"/>
+      <w:r>
+        <w:t>tự</w:t>
+      </w:r>
+      <w:proofErr w:type="spellEnd"/>
+      <w:r>
+        <w:t xml:space="preserve"> </w:t>
+      </w:r>
+      <w:proofErr w:type="spellStart"/>
+      <w:r>
+        <w:t>động</w:t>
+      </w:r>
+      <w:proofErr w:type="spellEnd"/>
+      <w:r>
+        <w:t xml:space="preserve"> </w:t>
+      </w:r>
+      <w:proofErr w:type="spellStart"/>
+      <w:r>
+        <w:t>khi</w:t>
+      </w:r>
+      <w:proofErr w:type="spellEnd"/>
+      <w:r>
+        <w:t xml:space="preserve"> </w:t>
+      </w:r>
+      <w:proofErr w:type="spellStart"/>
+      <w:r>
+        <w:t>thuê</w:t>
+      </w:r>
+      <w:proofErr w:type="spellEnd"/>
+      <w:r>
+        <w:t xml:space="preserve"> </w:t>
+      </w:r>
+    </w:p>
+    <w:p>
+      <w:pPr>
+        <w:jc w:val="left"/>
+        <w:rPr>
+          <w:b/>
+          <w:bCs/>
+          <w:sz w:val="52"/>
+          <w:szCs w:val="52"/>
+        </w:rPr>
+      </w:pPr>
+      <w:r>
+        <w:rPr>
+          <w:b/>
+          <w:bCs/>
+          <w:sz w:val="52"/>
+          <w:szCs w:val="52"/>
+        </w:rPr>
+        <w:t>4. UI/UX Figma</w:t>
+      </w:r>
+    </w:p>
+    <w:tbl>
+      <w:tblPr>
+        <w:tblStyle w:val="TableGrid"/>
+        <w:tblW w:w="0" w:type="auto"/>
+        <w:tblLook w:val="04A0" w:firstRow="1" w:lastRow="0" w:firstColumn="1" w:lastColumn="0" w:noHBand="0" w:noVBand="1"/>
+      </w:tblPr>
+      <w:tblGrid>
+        <w:gridCol w:w="2337"/>
+        <w:gridCol w:w="2337"/>
+        <w:gridCol w:w="4252"/>
+      </w:tblGrid>
+      <w:tr>
+        <w:tc>
+          <w:tcPr>
+            <w:tcW w:w="2337" w:type="dxa"/>
+          </w:tcPr>
+          <w:p>
+            <w:pPr>
+              <w:jc w:val="left"/>
+            </w:pPr>
+            <w:proofErr w:type="spellStart"/>
+            <w:r>
+              <w:t>Lỗi</w:t>
+            </w:r>
+            <w:proofErr w:type="spellEnd"/>
+          </w:p>
+        </w:tc>
+        <w:tc>
+          <w:tcPr>
+            <w:tcW w:w="2337" w:type="dxa"/>
+          </w:tcPr>
+          <w:p>
+            <w:pPr>
+              <w:jc w:val="left"/>
+            </w:pPr>
+            <w:r>
+              <w:t xml:space="preserve">Nguyên </w:t>
+            </w:r>
+            <w:proofErr w:type="spellStart"/>
+            <w:r>
+              <w:t>tắc</w:t>
+            </w:r>
+            <w:proofErr w:type="spellEnd"/>
+            <w:r>
+              <w:t xml:space="preserve"> vi </w:t>
+            </w:r>
+            <w:proofErr w:type="spellStart"/>
+            <w:r>
+              <w:t>phạm</w:t>
+            </w:r>
+            <w:proofErr w:type="spellEnd"/>
+          </w:p>
+        </w:tc>
+        <w:tc>
+          <w:tcPr>
+            <w:tcW w:w="4252" w:type="dxa"/>
+          </w:tcPr>
+          <w:p>
+            <w:pPr>
+              <w:jc w:val="left"/>
+            </w:pPr>
+            <w:proofErr w:type="spellStart"/>
+            <w:r>
+              <w:t>Cách</w:t>
+            </w:r>
+            <w:proofErr w:type="spellEnd"/>
+            <w:r>
+              <w:t xml:space="preserve"> </w:t>
+            </w:r>
+            <w:proofErr w:type="spellStart"/>
+            <w:r>
+              <w:t>sửa</w:t>
+            </w:r>
+            <w:proofErr w:type="spellEnd"/>
+          </w:p>
+        </w:tc>
+      </w:tr>
+      <w:tr>
+        <w:tc>
+          <w:tcPr>
+            <w:tcW w:w="2337" w:type="dxa"/>
+          </w:tcPr>
+          <w:p>
+            <w:pPr>
+              <w:jc w:val="left"/>
+            </w:pPr>
+            <w:r>
+              <w:t xml:space="preserve">2 </w:t>
+            </w:r>
+            <w:proofErr w:type="spellStart"/>
+            <w:r>
+              <w:t>nút</w:t>
+            </w:r>
+            <w:proofErr w:type="spellEnd"/>
+            <w:r>
+              <w:t xml:space="preserve"> </w:t>
+            </w:r>
+            <w:proofErr w:type="spellStart"/>
+            <w:r>
+              <w:t>đặt</w:t>
+            </w:r>
+            <w:proofErr w:type="spellEnd"/>
+            <w:r>
+              <w:t xml:space="preserve"> </w:t>
+            </w:r>
+            <w:proofErr w:type="spellStart"/>
+            <w:r>
+              <w:t>ngay</w:t>
+            </w:r>
+            <w:proofErr w:type="spellEnd"/>
+            <w:r>
+              <w:t xml:space="preserve"> </w:t>
+            </w:r>
+            <w:proofErr w:type="spellStart"/>
+            <w:r>
+              <w:t>và</w:t>
+            </w:r>
+            <w:proofErr w:type="spellEnd"/>
+            <w:r>
+              <w:t xml:space="preserve"> </w:t>
+            </w:r>
+            <w:proofErr w:type="spellStart"/>
+            <w:r>
+              <w:t>tiếp</w:t>
+            </w:r>
+            <w:proofErr w:type="spellEnd"/>
+            <w:r>
+              <w:t xml:space="preserve"> </w:t>
+            </w:r>
+            <w:proofErr w:type="spellStart"/>
+            <w:r>
+              <w:t>tục</w:t>
+            </w:r>
+            <w:proofErr w:type="spellEnd"/>
+            <w:r>
+              <w:t xml:space="preserve"> </w:t>
+            </w:r>
+            <w:proofErr w:type="spellStart"/>
+            <w:r>
+              <w:t>màu</w:t>
+            </w:r>
+            <w:proofErr w:type="spellEnd"/>
+            <w:r>
+              <w:t xml:space="preserve"> </w:t>
+            </w:r>
+            <w:proofErr w:type="spellStart"/>
+            <w:r>
+              <w:t>giống</w:t>
+            </w:r>
+            <w:proofErr w:type="spellEnd"/>
+            <w:r>
+              <w:t xml:space="preserve"> </w:t>
+            </w:r>
+            <w:proofErr w:type="spellStart"/>
+            <w:r>
+              <w:t>nhau</w:t>
+            </w:r>
+            <w:proofErr w:type="spellEnd"/>
+          </w:p>
+        </w:tc>
+        <w:tc>
+          <w:tcPr>
+            <w:tcW w:w="2337" w:type="dxa"/>
+          </w:tcPr>
+          <w:p>
+            <w:pPr>
+              <w:jc w:val="left"/>
+            </w:pPr>
+            <w:proofErr w:type="spellStart"/>
+            <w:r>
+              <w:t>Tính</w:t>
+            </w:r>
+            <w:proofErr w:type="spellEnd"/>
+            <w:r>
+              <w:t xml:space="preserve"> Minh </w:t>
+            </w:r>
+            <w:proofErr w:type="spellStart"/>
+            <w:r>
+              <w:t>bạch</w:t>
+            </w:r>
+            <w:proofErr w:type="spellEnd"/>
+            <w:r>
+              <w:t xml:space="preserve">, </w:t>
+            </w:r>
+            <w:proofErr w:type="spellStart"/>
+            <w:r>
+              <w:t>rõ</w:t>
+            </w:r>
+            <w:proofErr w:type="spellEnd"/>
+            <w:r>
+              <w:t xml:space="preserve"> </w:t>
+            </w:r>
+            <w:proofErr w:type="spellStart"/>
+            <w:r>
+              <w:t>ràng</w:t>
+            </w:r>
+            <w:proofErr w:type="spellEnd"/>
+          </w:p>
+        </w:tc>
+        <w:tc>
+          <w:tcPr>
+            <w:tcW w:w="4252" w:type="dxa"/>
+          </w:tcPr>
+          <w:p>
+            <w:pPr>
+              <w:jc w:val="left"/>
+            </w:pPr>
+            <w:proofErr w:type="spellStart"/>
+            <w:r>
+              <w:t>Đổi</w:t>
+            </w:r>
+            <w:proofErr w:type="spellEnd"/>
+            <w:r>
+              <w:t xml:space="preserve"> </w:t>
+            </w:r>
+            <w:proofErr w:type="spellStart"/>
+            <w:r>
+              <w:t>màu</w:t>
+            </w:r>
+            <w:proofErr w:type="spellEnd"/>
+            <w:r>
+              <w:t xml:space="preserve"> </w:t>
+            </w:r>
+            <w:proofErr w:type="spellStart"/>
+            <w:r>
+              <w:t>của</w:t>
+            </w:r>
+            <w:proofErr w:type="spellEnd"/>
+            <w:r>
+              <w:t xml:space="preserve"> 2 </w:t>
+            </w:r>
+            <w:proofErr w:type="spellStart"/>
+            <w:r>
+              <w:t>nút</w:t>
+            </w:r>
+            <w:proofErr w:type="spellEnd"/>
+            <w:r>
+              <w:t xml:space="preserve"> </w:t>
+            </w:r>
+            <w:proofErr w:type="spellStart"/>
+            <w:r>
+              <w:t>khác</w:t>
+            </w:r>
+            <w:proofErr w:type="spellEnd"/>
+            <w:r>
+              <w:t xml:space="preserve"> </w:t>
+            </w:r>
+            <w:proofErr w:type="spellStart"/>
+            <w:r>
+              <w:t>nhau</w:t>
+            </w:r>
+            <w:proofErr w:type="spellEnd"/>
+          </w:p>
+        </w:tc>
+      </w:tr>
+      <w:tr>
+        <w:tc>
+          <w:tcPr>
+            <w:tcW w:w="2337" w:type="dxa"/>
+          </w:tcPr>
+          <w:p>
+            <w:pPr>
+              <w:jc w:val="left"/>
+            </w:pPr>
+            <w:proofErr w:type="spellStart"/>
+            <w:r>
+              <w:t>Điểm</w:t>
+            </w:r>
+            <w:proofErr w:type="spellEnd"/>
+            <w:r>
+              <w:t xml:space="preserve"> </w:t>
+            </w:r>
+            <w:proofErr w:type="spellStart"/>
+            <w:r>
+              <w:t>nhận</w:t>
+            </w:r>
+            <w:proofErr w:type="spellEnd"/>
+            <w:r>
+              <w:t xml:space="preserve"> </w:t>
+            </w:r>
+            <w:proofErr w:type="spellStart"/>
+            <w:r>
+              <w:t>xe</w:t>
+            </w:r>
+            <w:proofErr w:type="spellEnd"/>
+            <w:r>
+              <w:t xml:space="preserve"> </w:t>
+            </w:r>
+            <w:proofErr w:type="spellStart"/>
+            <w:r>
+              <w:t>đang</w:t>
+            </w:r>
+            <w:proofErr w:type="spellEnd"/>
+            <w:r>
+              <w:t xml:space="preserve"> </w:t>
+            </w:r>
+            <w:proofErr w:type="spellStart"/>
+            <w:r>
+              <w:t>chỉ</w:t>
+            </w:r>
+            <w:proofErr w:type="spellEnd"/>
+            <w:r>
+              <w:t xml:space="preserve"> </w:t>
+            </w:r>
+            <w:proofErr w:type="spellStart"/>
+            <w:r>
+              <w:t>có</w:t>
+            </w:r>
+            <w:proofErr w:type="spellEnd"/>
+            <w:r>
+              <w:t xml:space="preserve"> 3 </w:t>
+            </w:r>
+            <w:proofErr w:type="spellStart"/>
+            <w:r>
+              <w:t>địa</w:t>
+            </w:r>
+            <w:proofErr w:type="spellEnd"/>
+            <w:r>
+              <w:t xml:space="preserve"> </w:t>
+            </w:r>
+            <w:proofErr w:type="spellStart"/>
+            <w:r>
+              <w:t>chỉ</w:t>
+            </w:r>
+            <w:proofErr w:type="spellEnd"/>
+            <w:r>
+              <w:t xml:space="preserve"> </w:t>
+            </w:r>
+            <w:proofErr w:type="spellStart"/>
+            <w:r>
+              <w:t>cố</w:t>
+            </w:r>
+            <w:proofErr w:type="spellEnd"/>
+            <w:r>
+              <w:t xml:space="preserve"> </w:t>
+            </w:r>
+            <w:proofErr w:type="spellStart"/>
+            <w:r>
+              <w:t>định</w:t>
+            </w:r>
+            <w:proofErr w:type="spellEnd"/>
+          </w:p>
+        </w:tc>
+        <w:tc>
+          <w:tcPr>
+            <w:tcW w:w="2337" w:type="dxa"/>
+          </w:tcPr>
+          <w:p>
+            <w:pPr>
+              <w:jc w:val="left"/>
+            </w:pPr>
+            <w:proofErr w:type="spellStart"/>
+            <w:r>
+              <w:t>Tính</w:t>
+            </w:r>
+            <w:proofErr w:type="spellEnd"/>
+            <w:r>
+              <w:t xml:space="preserve"> Minh </w:t>
+            </w:r>
+            <w:proofErr w:type="spellStart"/>
+            <w:r>
+              <w:t>bạch</w:t>
+            </w:r>
+            <w:proofErr w:type="spellEnd"/>
+            <w:r>
+              <w:t xml:space="preserve">, </w:t>
+            </w:r>
+            <w:proofErr w:type="spellStart"/>
+            <w:r>
+              <w:t>rõ</w:t>
+            </w:r>
+            <w:proofErr w:type="spellEnd"/>
+            <w:r>
+              <w:t xml:space="preserve"> </w:t>
+            </w:r>
+            <w:proofErr w:type="spellStart"/>
+            <w:r>
+              <w:t>ràng</w:t>
+            </w:r>
+            <w:proofErr w:type="spellEnd"/>
+          </w:p>
+        </w:tc>
+        <w:tc>
+          <w:tcPr>
+            <w:tcW w:w="4252" w:type="dxa"/>
+          </w:tcPr>
+          <w:p>
+            <w:pPr>
+              <w:jc w:val="left"/>
+            </w:pPr>
+            <w:proofErr w:type="gramStart"/>
+            <w:r>
+              <w:t>Thay  3</w:t>
+            </w:r>
+            <w:proofErr w:type="gramEnd"/>
+            <w:r>
+              <w:t xml:space="preserve"> </w:t>
+            </w:r>
+            <w:proofErr w:type="spellStart"/>
+            <w:r>
+              <w:t>địa</w:t>
+            </w:r>
+            <w:proofErr w:type="spellEnd"/>
+            <w:r>
+              <w:t xml:space="preserve"> </w:t>
+            </w:r>
+            <w:proofErr w:type="spellStart"/>
+            <w:r>
+              <w:t>chỉ</w:t>
+            </w:r>
+            <w:proofErr w:type="spellEnd"/>
+            <w:r>
+              <w:t xml:space="preserve"> </w:t>
+            </w:r>
+            <w:proofErr w:type="spellStart"/>
+            <w:r>
+              <w:t>cố</w:t>
+            </w:r>
+            <w:proofErr w:type="spellEnd"/>
+            <w:r>
+              <w:t xml:space="preserve"> </w:t>
+            </w:r>
+            <w:proofErr w:type="spellStart"/>
+            <w:r>
+              <w:t>định</w:t>
+            </w:r>
+            <w:proofErr w:type="spellEnd"/>
+            <w:r>
+              <w:t xml:space="preserve"> </w:t>
+            </w:r>
+            <w:proofErr w:type="spellStart"/>
+            <w:r>
+              <w:t>thành</w:t>
+            </w:r>
+            <w:proofErr w:type="spellEnd"/>
+            <w:r>
+              <w:t xml:space="preserve"> </w:t>
+            </w:r>
+            <w:proofErr w:type="spellStart"/>
+            <w:r>
+              <w:t>chỗ</w:t>
+            </w:r>
+            <w:proofErr w:type="spellEnd"/>
+            <w:r>
+              <w:t xml:space="preserve"> </w:t>
+            </w:r>
+            <w:proofErr w:type="spellStart"/>
+            <w:r>
+              <w:t>cho</w:t>
+            </w:r>
+            <w:proofErr w:type="spellEnd"/>
+            <w:r>
+              <w:t xml:space="preserve"> </w:t>
+            </w:r>
+            <w:proofErr w:type="spellStart"/>
+            <w:r>
+              <w:t>người</w:t>
+            </w:r>
+            <w:proofErr w:type="spellEnd"/>
+            <w:r>
+              <w:t xml:space="preserve"> </w:t>
+            </w:r>
+            <w:proofErr w:type="spellStart"/>
+            <w:r>
+              <w:t>dùng</w:t>
+            </w:r>
+            <w:proofErr w:type="spellEnd"/>
+            <w:r>
+              <w:t xml:space="preserve"> </w:t>
+            </w:r>
+            <w:proofErr w:type="spellStart"/>
+            <w:r>
+              <w:t>nhập</w:t>
+            </w:r>
+            <w:proofErr w:type="spellEnd"/>
+            <w:r>
+              <w:t xml:space="preserve"> </w:t>
+            </w:r>
+            <w:proofErr w:type="spellStart"/>
+            <w:r>
+              <w:t>địa</w:t>
+            </w:r>
+            <w:proofErr w:type="spellEnd"/>
+            <w:r>
+              <w:t xml:space="preserve"> </w:t>
+            </w:r>
+            <w:proofErr w:type="spellStart"/>
+            <w:r>
+              <w:t>chỉ</w:t>
+            </w:r>
+            <w:proofErr w:type="spellEnd"/>
+            <w:r>
+              <w:t xml:space="preserve"> </w:t>
+            </w:r>
+            <w:proofErr w:type="spellStart"/>
+            <w:r>
+              <w:t>muốn</w:t>
+            </w:r>
+            <w:proofErr w:type="spellEnd"/>
+            <w:r>
+              <w:t xml:space="preserve"> </w:t>
+            </w:r>
+            <w:proofErr w:type="spellStart"/>
+            <w:r>
+              <w:t>thuê</w:t>
+            </w:r>
+            <w:proofErr w:type="spellEnd"/>
+          </w:p>
+        </w:tc>
+      </w:tr>
+    </w:tbl>
+    <w:p>
+      <w:pPr>
+        <w:jc w:val="left"/>
+      </w:pPr>
+    </w:p>
+    <w:p>
+      <w:pPr>
+        <w:jc w:val="left"/>
+      </w:pPr>
+      <w:r>
+        <w:lastRenderedPageBreak/>
+        <w:t xml:space="preserve">CTA </w:t>
+      </w:r>
+      <w:proofErr w:type="spellStart"/>
+      <w:r>
+        <w:t>chính</w:t>
+      </w:r>
+      <w:proofErr w:type="spellEnd"/>
+      <w:r>
+        <w:t xml:space="preserve">: </w:t>
+      </w:r>
+      <w:proofErr w:type="spellStart"/>
+      <w:r>
+        <w:t>nút</w:t>
+      </w:r>
+      <w:proofErr w:type="spellEnd"/>
+      <w:r>
+        <w:t xml:space="preserve"> </w:t>
+      </w:r>
+      <w:proofErr w:type="spellStart"/>
+      <w:r>
+        <w:t>hành</w:t>
+      </w:r>
+      <w:proofErr w:type="spellEnd"/>
+      <w:r>
+        <w:t xml:space="preserve"> </w:t>
+      </w:r>
+      <w:proofErr w:type="spellStart"/>
+      <w:r>
+        <w:t>động</w:t>
+      </w:r>
+      <w:proofErr w:type="spellEnd"/>
+      <w:r>
+        <w:t xml:space="preserve"> </w:t>
+      </w:r>
+      <w:proofErr w:type="spellStart"/>
+      <w:r>
+        <w:t>chính</w:t>
+      </w:r>
+      <w:proofErr w:type="spellEnd"/>
+      <w:r>
+        <w:t xml:space="preserve"> </w:t>
+      </w:r>
+      <w:proofErr w:type="spellStart"/>
+      <w:r>
+        <w:t>là</w:t>
+      </w:r>
+      <w:proofErr w:type="spellEnd"/>
+      <w:r>
+        <w:t xml:space="preserve"> </w:t>
+      </w:r>
+      <w:proofErr w:type="spellStart"/>
+      <w:r>
+        <w:t>nút</w:t>
+      </w:r>
+      <w:proofErr w:type="spellEnd"/>
+      <w:r>
+        <w:t xml:space="preserve"> </w:t>
+      </w:r>
+      <w:proofErr w:type="spellStart"/>
+      <w:r>
+        <w:t>tiếp</w:t>
+      </w:r>
+      <w:proofErr w:type="spellEnd"/>
+      <w:r>
+        <w:t xml:space="preserve"> </w:t>
+      </w:r>
+      <w:proofErr w:type="spellStart"/>
+      <w:r>
+        <w:t>tục</w:t>
+      </w:r>
+      <w:proofErr w:type="spellEnd"/>
+      <w:r>
+        <w:t xml:space="preserve"> </w:t>
+      </w:r>
+      <w:proofErr w:type="spellStart"/>
+      <w:r>
+        <w:t>giúp</w:t>
+      </w:r>
+      <w:proofErr w:type="spellEnd"/>
+      <w:r>
+        <w:t xml:space="preserve"> </w:t>
+      </w:r>
+      <w:proofErr w:type="spellStart"/>
+      <w:r>
+        <w:t>điều</w:t>
+      </w:r>
+      <w:proofErr w:type="spellEnd"/>
+      <w:r>
+        <w:t xml:space="preserve"> </w:t>
+      </w:r>
+      <w:proofErr w:type="spellStart"/>
+      <w:r>
+        <w:t>hướng</w:t>
+      </w:r>
+      <w:proofErr w:type="spellEnd"/>
+      <w:r>
+        <w:t xml:space="preserve"> </w:t>
+      </w:r>
+      <w:proofErr w:type="spellStart"/>
+      <w:r>
+        <w:t>người</w:t>
+      </w:r>
+      <w:proofErr w:type="spellEnd"/>
+      <w:r>
+        <w:t xml:space="preserve"> </w:t>
+      </w:r>
+      <w:proofErr w:type="spellStart"/>
+      <w:r>
+        <w:t>dùng</w:t>
+      </w:r>
+      <w:proofErr w:type="spellEnd"/>
+      <w:r>
+        <w:t xml:space="preserve"> </w:t>
+      </w:r>
+      <w:proofErr w:type="spellStart"/>
+      <w:r>
+        <w:t>sẽ</w:t>
+      </w:r>
+      <w:proofErr w:type="spellEnd"/>
+      <w:r>
+        <w:t xml:space="preserve"> </w:t>
+      </w:r>
+      <w:proofErr w:type="spellStart"/>
+      <w:r>
+        <w:t>làm</w:t>
+      </w:r>
+      <w:proofErr w:type="spellEnd"/>
+      <w:r>
+        <w:t xml:space="preserve"> </w:t>
+      </w:r>
+      <w:proofErr w:type="spellStart"/>
+      <w:r>
+        <w:t>gì</w:t>
+      </w:r>
+      <w:proofErr w:type="spellEnd"/>
+      <w:r>
+        <w:t xml:space="preserve"> </w:t>
+      </w:r>
+      <w:proofErr w:type="spellStart"/>
+      <w:r>
+        <w:t>tiếp</w:t>
+      </w:r>
+      <w:proofErr w:type="spellEnd"/>
+      <w:r>
+        <w:t xml:space="preserve"> </w:t>
+      </w:r>
+      <w:proofErr w:type="spellStart"/>
+      <w:r>
+        <w:t>theo</w:t>
+      </w:r>
+      <w:proofErr w:type="spellEnd"/>
+    </w:p>
+    <w:p>
+      <w:pPr>
+        <w:jc w:val="left"/>
+      </w:pPr>
+    </w:p>
+    <w:p>
+      <w:pPr>
+        <w:jc w:val="left"/>
+      </w:pPr>
+      <w:r>
+        <w:t xml:space="preserve">Link </w:t>
+      </w:r>
+      <w:proofErr w:type="spellStart"/>
+      <w:r>
+        <w:t>figma</w:t>
+      </w:r>
+      <w:proofErr w:type="spellEnd"/>
+      <w:r>
+        <w:t xml:space="preserve">: </w:t>
+      </w:r>
+      <w:r>
+        <w:t>https://www.figma.com/design/WNUfQk7zYMxhU8l5Ubhzcr/Untitled?node-id=0-1&amp;t=FWnWhIZhFmeRriK8-1</w:t>
+      </w:r>
+    </w:p>
     <w:sectPr>
       <w:pgSz w:w="12240" w:h="15840"/>
       <w:pgMar w:top="1440" w:right="1440" w:bottom="1440" w:left="1440" w:header="720" w:footer="720" w:gutter="0"/>
@@ -1134,6 +4243,119 @@
 <file path=word/numbering.xml><?xml version="1.0" encoding="utf-8"?>
 <w:numbering xmlns:wpc="http://schemas.microsoft.com/office/word/2010/wordprocessingCanvas" xmlns:cx="http://schemas.microsoft.com/office/drawing/2014/chartex" xmlns:cx1="http://schemas.microsoft.com/office/drawing/2015/9/8/chartex" xmlns:cx2="http://schemas.microsoft.com/office/drawing/2015/10/21/chartex" xmlns:cx3="http://schemas.microsoft.com/office/drawing/2016/5/9/chartex" xmlns:cx4="http://schemas.microsoft.com/office/drawing/2016/5/10/chartex" xmlns:cx5="http://schemas.microsoft.com/office/drawing/2016/5/11/chartex" xmlns:cx6="http://schemas.microsoft.com/office/drawing/2016/5/12/chartex" xmlns:cx7="http://schemas.microsoft.com/office/drawing/2016/5/13/chartex" xmlns:cx8="http://schemas.microsoft.com/office/drawing/2016/5/14/chartex" xmlns:mc="http://schemas.openxmlformats.org/markup-compatibility/2006" xmlns:aink="http://schemas.microsoft.com/office/drawing/2016/ink" xmlns:am3d="http://schemas.microsoft.com/office/drawing/2017/model3d" xmlns:o="urn:schemas-microsoft-com:office:office" xmlns:oel="http://schemas.microsoft.com/office/2019/extlst" xmlns:r="http://schemas.openxmlformats.org/officeDocument/2006/relationships" xmlns:m="http://schemas.openxmlformats.org/officeDocument/2006/math" xmlns:v="urn:schemas-microsoft-com:vml" xmlns:wp14="http://schemas.microsoft.com/office/word/2010/wordprocessingDrawing" xmlns:wp="http://schemas.openxmlformats.org/drawingml/2006/wordprocessingDrawing" xmlns:w10="urn:schemas-microsoft-com:office:word" xmlns:w="http://schemas.openxmlformats.org/wordprocessingml/2006/main" xmlns:w14="http://schemas.microsoft.com/office/word/2010/wordml" xmlns:w15="http://schemas.microsoft.com/office/word/2012/wordml" xmlns:w16cex="http://schemas.microsoft.com/office/word/2018/wordml/cex" xmlns:w16cid="http://schemas.microsoft.com/office/word/2016/wordml/cid" xmlns:w16="http://schemas.microsoft.com/office/word/2018/wordml" xmlns:w16du="http://schemas.microsoft.com/office/word/2023/wordml/word16du" xmlns:w16sdtdh="http://schemas.microsoft.com/office/word/2020/wordml/sdtdatahash" xmlns:w16sdtfl="http://schemas.microsoft.com/office/word/2024/wordml/sdtformatlock" xmlns:w16se="http://schemas.microsoft.com/office/word/2015/wordml/symex" xmlns:wpg="http://schemas.microsoft.com/office/word/2010/wordprocessingGroup" xmlns:wpi="http://schemas.microsoft.com/office/word/2010/wordprocessingInk" xmlns:wne="http://schemas.microsoft.com/office/word/2006/wordml" xmlns:wps="http://schemas.microsoft.com/office/word/2010/wordprocessingShape" mc:Ignorable="w14 w15 w16se w16cid w16 w16cex w16sdtdh w16sdtfl w16du wp14">
   <w:abstractNum w:abstractNumId="0" w15:restartNumberingAfterBreak="0">
+    <w:nsid w:val="18A81062"/>
+    <w:multiLevelType w:val="hybridMultilevel"/>
+    <w:tmpl w:val="761222E2"/>
+    <w:lvl w:ilvl="0" w:tplc="04090001">
+      <w:start w:val="1"/>
+      <w:numFmt w:val="bullet"/>
+      <w:lvlText w:val=""/>
+      <w:lvlJc w:val="left"/>
+      <w:pPr>
+        <w:ind w:left="720" w:hanging="360"/>
+      </w:pPr>
+      <w:rPr>
+        <w:rFonts w:ascii="Symbol" w:hAnsi="Symbol" w:hint="default"/>
+      </w:rPr>
+    </w:lvl>
+    <w:lvl w:ilvl="1" w:tplc="04090003" w:tentative="1">
+      <w:start w:val="1"/>
+      <w:numFmt w:val="bullet"/>
+      <w:lvlText w:val="o"/>
+      <w:lvlJc w:val="left"/>
+      <w:pPr>
+        <w:ind w:left="1440" w:hanging="360"/>
+      </w:pPr>
+      <w:rPr>
+        <w:rFonts w:ascii="Courier New" w:hAnsi="Courier New" w:cs="Courier New" w:hint="default"/>
+      </w:rPr>
+    </w:lvl>
+    <w:lvl w:ilvl="2" w:tplc="04090005" w:tentative="1">
+      <w:start w:val="1"/>
+      <w:numFmt w:val="bullet"/>
+      <w:lvlText w:val=""/>
+      <w:lvlJc w:val="left"/>
+      <w:pPr>
+        <w:ind w:left="2160" w:hanging="360"/>
+      </w:pPr>
+      <w:rPr>
+        <w:rFonts w:ascii="Wingdings" w:hAnsi="Wingdings" w:hint="default"/>
+      </w:rPr>
+    </w:lvl>
+    <w:lvl w:ilvl="3" w:tplc="04090001" w:tentative="1">
+      <w:start w:val="1"/>
+      <w:numFmt w:val="bullet"/>
+      <w:lvlText w:val=""/>
+      <w:lvlJc w:val="left"/>
+      <w:pPr>
+        <w:ind w:left="2880" w:hanging="360"/>
+      </w:pPr>
+      <w:rPr>
+        <w:rFonts w:ascii="Symbol" w:hAnsi="Symbol" w:hint="default"/>
+      </w:rPr>
+    </w:lvl>
+    <w:lvl w:ilvl="4" w:tplc="04090003" w:tentative="1">
+      <w:start w:val="1"/>
+      <w:numFmt w:val="bullet"/>
+      <w:lvlText w:val="o"/>
+      <w:lvlJc w:val="left"/>
+      <w:pPr>
+        <w:ind w:left="3600" w:hanging="360"/>
+      </w:pPr>
+      <w:rPr>
+        <w:rFonts w:ascii="Courier New" w:hAnsi="Courier New" w:cs="Courier New" w:hint="default"/>
+      </w:rPr>
+    </w:lvl>
+    <w:lvl w:ilvl="5" w:tplc="04090005" w:tentative="1">
+      <w:start w:val="1"/>
+      <w:numFmt w:val="bullet"/>
+      <w:lvlText w:val=""/>
+      <w:lvlJc w:val="left"/>
+      <w:pPr>
+        <w:ind w:left="4320" w:hanging="360"/>
+      </w:pPr>
+      <w:rPr>
+        <w:rFonts w:ascii="Wingdings" w:hAnsi="Wingdings" w:hint="default"/>
+      </w:rPr>
+    </w:lvl>
+    <w:lvl w:ilvl="6" w:tplc="04090001" w:tentative="1">
+      <w:start w:val="1"/>
+      <w:numFmt w:val="bullet"/>
+      <w:lvlText w:val=""/>
+      <w:lvlJc w:val="left"/>
+      <w:pPr>
+        <w:ind w:left="5040" w:hanging="360"/>
+      </w:pPr>
+      <w:rPr>
+        <w:rFonts w:ascii="Symbol" w:hAnsi="Symbol" w:hint="default"/>
+      </w:rPr>
+    </w:lvl>
+    <w:lvl w:ilvl="7" w:tplc="04090003" w:tentative="1">
+      <w:start w:val="1"/>
+      <w:numFmt w:val="bullet"/>
+      <w:lvlText w:val="o"/>
+      <w:lvlJc w:val="left"/>
+      <w:pPr>
+        <w:ind w:left="5760" w:hanging="360"/>
+      </w:pPr>
+      <w:rPr>
+        <w:rFonts w:ascii="Courier New" w:hAnsi="Courier New" w:cs="Courier New" w:hint="default"/>
+      </w:rPr>
+    </w:lvl>
+    <w:lvl w:ilvl="8" w:tplc="04090005" w:tentative="1">
+      <w:start w:val="1"/>
+      <w:numFmt w:val="bullet"/>
+      <w:lvlText w:val=""/>
+      <w:lvlJc w:val="left"/>
+      <w:pPr>
+        <w:ind w:left="6480" w:hanging="360"/>
+      </w:pPr>
+      <w:rPr>
+        <w:rFonts w:ascii="Wingdings" w:hAnsi="Wingdings" w:hint="default"/>
+      </w:rPr>
+    </w:lvl>
+  </w:abstractNum>
+  <w:abstractNum w:abstractNumId="1" w15:restartNumberingAfterBreak="0">
     <w:nsid w:val="57313F4B"/>
     <w:multiLevelType w:val="hybridMultilevel"/>
     <w:tmpl w:val="AC363B8E"/>
@@ -1247,6 +4469,9 @@
     </w:lvl>
   </w:abstractNum>
   <w:num w:numId="1" w16cid:durableId="431246996">
+    <w:abstractNumId w:val="1"/>
+  </w:num>
+  <w:num w:numId="2" w16cid:durableId="551380809">
     <w:abstractNumId w:val="0"/>
   </w:num>
 </w:numbering>
